--- a/docs/ipi/IPI-CONSTRUCTA.docx
+++ b/docs/ipi/IPI-CONSTRUCTA.docx
@@ -15370,7 +15370,7 @@
           <w:color w:val="1A2329"/>
           <w:sz w:val="22"/>
         </w:rPr>
-        <w:t xml:space="preserve">, importaciones, robustez de infraestructura y un archivo por módulo auditado. A esa suite se sumaron 25 pruebas de frontend con </w:t>
+        <w:t xml:space="preserve">, importaciones, robustez de infraestructura y un archivo por módulo auditado. A esa suite se sumaron 49 pruebas de frontend con </w:t>
       </w:r>
       <w:r>
         <w:rPr>
@@ -15390,7 +15390,7 @@
           <w:color w:val="1A2329"/>
           <w:sz w:val="22"/>
         </w:rPr>
-        <w:t xml:space="preserve"> sobre la lógica de alertas —el catálogo de tipos y los dos </w:t>
+        <w:t xml:space="preserve"> sobre el módulo de alertas: el catálogo de tipos, los dos </w:t>
       </w:r>
       <w:r>
         <w:rPr>
@@ -15410,7 +15410,7 @@
           <w:color w:val="1A2329"/>
           <w:sz w:val="22"/>
         </w:rPr>
-        <w:t xml:space="preserve"> que reciben los eventos en tiempo real—, también en integración continua. La automatización de extremo a extremo queda pendiente y se declara en Objetivos no cumplidos.</w:t>
+        <w:t xml:space="preserve"> que reciben los eventos en tiempo real y los dos componentes que muestran las alertas al usuario —el listado por obra y la campana del encabezado—, también en integración continua. La automatización de extremo a extremo queda pendiente y se declara en Objetivos no cumplidos.</w:t>
       </w:r>
     </w:p>
     <w:p>
@@ -16481,7 +16481,7 @@
           <w:color w:val="3E4A52"/>
           <w:sz w:val="21"/>
         </w:rPr>
-        <w:t>, 46 archivos) y el frontend con 25 (</w:t>
+        <w:t>, 46 archivos) y el frontend con 49 (</w:t>
       </w:r>
       <w:r>
         <w:rPr>
@@ -16501,7 +16501,7 @@
           <w:color w:val="3E4A52"/>
           <w:sz w:val="21"/>
         </w:rPr>
-        <w:t>, 3 archivos), todos corriendo en integración continua. La cobertura de frontend es deliberadamente parcial: se concentra en la lógica de alertas, que fue donde se concentraron los defectos detectados, y no alcanza todavía al resto de la interfaz. No existen pruebas de extremo a extremo (</w:t>
+        <w:t>, 5 archivos), todos corriendo en integración continua. La cobertura de frontend es deliberadamente parcial: cubre el módulo de alertas de punta a punta —de la lógica de presentación a los componentes que la usan—, por ser donde se concentraron los defectos detectados, y no alcanza todavía al resto de la interfaz. No existen pruebas de extremo a extremo (</w:t>
       </w:r>
       <w:r>
         <w:rPr>
@@ -17845,7 +17845,7 @@
           <w:color w:val="1A2329"/>
           <w:sz w:val="22"/>
         </w:rPr>
-        <w:t xml:space="preserve"> en 46 archivos) y, desde el 4 de septiembre de 2026, la lógica de alertas del frontend (25 tests con </w:t>
+        <w:t xml:space="preserve"> en 46 archivos) y, desde el 4 de septiembre de 2026, el módulo de alertas del frontend (49 tests con </w:t>
       </w:r>
       <w:r>
         <w:rPr>

--- a/docs/ipi/IPI-CONSTRUCTA.docx
+++ b/docs/ipi/IPI-CONSTRUCTA.docx
@@ -3669,7 +3669,7 @@
           <w:color w:val="1A2329"/>
           <w:sz w:val="22"/>
         </w:rPr>
-        <w:t>Como respaldo transversal a varios de estos objetivos, la suite automatizada del backend alcanza 521 tests distribuidos en 46 archivos (ejecutados en integración continua), que cubren aislamiento por tenant, autenticación, rate limiting e importaciones, sumados a 25 pruebas de frontend sobre la lógica de alertas; no existen todavía pruebas de extremo a extremo (véase Pruebas).</w:t>
+        <w:t>Como respaldo transversal a varios de estos objetivos, la suite automatizada del backend alcanza 526 tests distribuidos en 46 archivos (ejecutados en integración continua), que cubren aislamiento por tenant, autenticación, rate limiting e importaciones, sumados a 25 pruebas de frontend sobre la lógica de alertas; no existen todavía pruebas de extremo a extremo (véase Pruebas).</w:t>
       </w:r>
     </w:p>
     <w:p>
@@ -10696,7 +10696,47 @@
           <w:color w:val="1A2329"/>
           <w:sz w:val="22"/>
         </w:rPr>
-        <w:t>; los recursos sensibles usan URLs firmadas. La auditoría del 13/08/2026 había identificado dos rutas sin filtro de tenant (presencia y simulación de vencidos administrativa); ambas quedaron corregidas en la remediación de las auditorías 06 y 11 (26/08/2026).</w:t>
+        <w:t>; los recursos sensibles usan URLs firmadas. La auditoría del 13/08/2026 había identificado dos rutas sin filtro de tenant (presencia y simulación de vencidos administrativa); ambas quedaron corregidas en la remediación de las auditorías 06 y 11 (26/08/2026). Una verificación manual del 08/09/2026, al probar en el navegador un ajuste no relacionado del módulo de Compras, encontró un tercer punto sin filtrar: el listado, edición y borrado de proveedores (</w:t>
+      </w:r>
+      <w:r>
+        <w:rPr>
+          <w:rFonts w:ascii="Consolas" w:hAnsi="Consolas"/>
+          <w:b w:val="0"/>
+          <w:i w:val="0"/>
+          <w:color w:val="1A2329"/>
+          <w:sz w:val="21"/>
+        </w:rPr>
+        <w:t>/suppliers</w:t>
+      </w:r>
+      <w:r>
+        <w:rPr>
+          <w:rFonts w:ascii="Calibri" w:hAnsi="Calibri"/>
+          <w:b w:val="0"/>
+          <w:i w:val="0"/>
+          <w:color w:val="1A2329"/>
+          <w:sz w:val="22"/>
+        </w:rPr>
+        <w:t xml:space="preserve">) devolvía y permitía modificar registros de cualquier empresa, y la alta automática de proveedor al confirmar un contratista directo tampoco fijaba el tenant. Corregido el mismo día, con 4 pruebas de regresión nuevas en </w:t>
+      </w:r>
+      <w:r>
+        <w:rPr>
+          <w:rFonts w:ascii="Consolas" w:hAnsi="Consolas"/>
+          <w:b w:val="0"/>
+          <w:i w:val="0"/>
+          <w:color w:val="1A2329"/>
+          <w:sz w:val="21"/>
+        </w:rPr>
+        <w:t>test_tenant_isolation.py</w:t>
+      </w:r>
+      <w:r>
+        <w:rPr>
+          <w:rFonts w:ascii="Calibri" w:hAnsi="Calibri"/>
+          <w:b w:val="0"/>
+          <w:i w:val="0"/>
+          <w:color w:val="1A2329"/>
+          <w:sz w:val="22"/>
+        </w:rPr>
+        <w:t>.</w:t>
       </w:r>
     </w:p>
     <w:p>
@@ -15330,7 +15370,7 @@
           <w:color w:val="1A2329"/>
           <w:sz w:val="22"/>
         </w:rPr>
-        <w:t>), cuya remediación se completó entre el 21 y el 28 de agosto de 2026. La suite automatizada creció a 521 tests distribuidos en 46 archivos, ejecutados en integración continua ante cada cambio: aislamiento por tenant (</w:t>
+        <w:t>), cuya remediación se completó entre el 21 y el 28 de agosto de 2026. La suite automatizada creció a 526 tests distribuidos en 46 archivos, ejecutados en integración continua ante cada cambio: aislamiento por tenant (</w:t>
       </w:r>
       <w:r>
         <w:rPr>
@@ -15350,7 +15390,7 @@
           <w:color w:val="1A2329"/>
           <w:sz w:val="22"/>
         </w:rPr>
-        <w:t xml:space="preserve">, que verifica que un usuario de una empresa no accede a los recursos de otra), permisos por obra, autenticación, </w:t>
+        <w:t xml:space="preserve">, que verifica que un usuario de una empresa no accede a los recursos de otra —incluida la fuga de proveedores cross-tenant detectada y corregida el 08/09/2026—), permisos por obra, autenticación, </w:t>
       </w:r>
       <w:r>
         <w:rPr>
@@ -16461,7 +16501,7 @@
           <w:color w:val="3E4A52"/>
           <w:sz w:val="21"/>
         </w:rPr>
-        <w:t xml:space="preserve"> El backend cuenta con 521 tests automatizados (</w:t>
+        <w:t xml:space="preserve"> El backend cuenta con 526 tests automatizados (</w:t>
       </w:r>
       <w:r>
         <w:rPr>
@@ -17825,7 +17865,7 @@
           <w:color w:val="1A2329"/>
           <w:sz w:val="22"/>
         </w:rPr>
-        <w:t xml:space="preserve">Quedan pendientes dos tipos de aspectos, de naturaleza distinta. Por un lado, dos funcionalidades declaradas explícitamente fuera de alcance del proyecto: la notificación automática al jefe o administrador de obra cuando un responsable responde a un recordatorio (funcionalidad analizada y diseñada, no implementada) y la pasarela de pago para el cobro efectivo de los planes de suscripción. Por otro lado, una brecha real detectada durante el desarrollo, hoy parcialmente cerrada: la suite automatizada cubre el backend (521 tests con </w:t>
+        <w:t xml:space="preserve">Quedan pendientes dos tipos de aspectos, de naturaleza distinta. Por un lado, dos funcionalidades declaradas explícitamente fuera de alcance del proyecto: la notificación automática al jefe o administrador de obra cuando un responsable responde a un recordatorio (funcionalidad analizada y diseñada, no implementada) y la pasarela de pago para el cobro efectivo de los planes de suscripción. Por otro lado, una brecha real detectada durante el desarrollo, hoy parcialmente cerrada: la suite automatizada cubre el backend (526 tests con </w:t>
       </w:r>
       <w:r>
         <w:rPr>

--- a/docs/ipi/IPI-CONSTRUCTA.docx
+++ b/docs/ipi/IPI-CONSTRUCTA.docx
@@ -3547,7 +3547,7 @@
                 <w:color w:val="1A2329"/>
                 <w:sz w:val="20"/>
               </w:rPr>
-              <w:t>Implementado, con una brecha de navegación</w:t>
+              <w:t>Implementado</w:t>
             </w:r>
           </w:p>
         </w:tc>
@@ -3586,7 +3586,27 @@
                 <w:color w:val="1A2329"/>
                 <w:sz w:val="20"/>
               </w:rPr>
-              <w:t xml:space="preserve">) → análisis (Claude Haiku 4.5, salida estructurada) → resumen, puntos clave y sugerencias aplicables. Navegación tarea → notas completa. Auditoría dedicada en </w:t>
+              <w:t xml:space="preserve">) → análisis (Claude Haiku 4.5, salida estructurada) → resumen, puntos clave y sugerencias aplicables. Las sugerencias son una entidad propia del dominio (tabla </w:t>
+            </w:r>
+            <w:r>
+              <w:rPr>
+                <w:rFonts w:ascii="Consolas" w:hAnsi="Consolas"/>
+                <w:b w:val="0"/>
+                <w:i w:val="0"/>
+                <w:color w:val="1A2329"/>
+                <w:sz w:val="19"/>
+              </w:rPr>
+              <w:t>suggestions</w:t>
+            </w:r>
+            <w:r>
+              <w:rPr>
+                <w:rFonts w:ascii="Calibri" w:hAnsi="Calibri"/>
+                <w:b w:val="0"/>
+                <w:i w:val="0"/>
+                <w:color w:val="1A2329"/>
+                <w:sz w:val="20"/>
+              </w:rPr>
+              <w:t xml:space="preserve">, migración 0072), no un objeto anidado en la nota: se consultan y se resuelven por identificador desde cualquier pantalla. Navegación completa en las dos direcciones —desde una tarea se ven las notas que la modificaron y las propuestas pendientes sobre ella, y se aplican sin salir de la tarea—. Auditoría dedicada en </w:t>
             </w:r>
             <w:r>
               <w:rPr>
@@ -3625,27 +3645,7 @@
                 <w:color w:val="1A2329"/>
                 <w:sz w:val="20"/>
               </w:rPr>
-              <w:t xml:space="preserve">Falta la navegación inversa (nota → tarea): las sugerencias muestran el nombre de la tarea como texto plano, sin </w:t>
-            </w:r>
-            <w:r>
-              <w:rPr>
-                <w:rFonts w:ascii="Calibri" w:hAnsi="Calibri"/>
-                <w:b w:val="0"/>
-                <w:i/>
-                <w:color w:val="1A2329"/>
-                <w:sz w:val="20"/>
-              </w:rPr>
-              <w:t>click-through</w:t>
-            </w:r>
-            <w:r>
-              <w:rPr>
-                <w:rFonts w:ascii="Calibri" w:hAnsi="Calibri"/>
-                <w:b w:val="0"/>
-                <w:i w:val="0"/>
-                <w:color w:val="1A2329"/>
-                <w:sz w:val="20"/>
-              </w:rPr>
-              <w:t xml:space="preserve"> al detalle.</w:t>
+              <w:t>Ninguno relevante. La sugerencia sigue mostrando el nombre de la tarea como texto plano dentro de la bitácora, pero la navegación que esa brecha bloqueaba quedó resuelta por el otro extremo: la propuesta aparece dentro de la tarea.</w:t>
             </w:r>
           </w:p>
         </w:tc>
@@ -12725,7 +12725,7 @@
           <w:color w:val="1A2329"/>
           <w:sz w:val="22"/>
         </w:rPr>
-        <w:t xml:space="preserve"> (notas de voz con su transcripción, resumen y sugerencias), </w:t>
+        <w:t xml:space="preserve"> (notas de voz con su transcripción y resumen) y </w:t>
       </w:r>
       <w:r>
         <w:rPr>
@@ -12735,6 +12735,26 @@
           <w:color w:val="1A2329"/>
           <w:sz w:val="21"/>
         </w:rPr>
+        <w:t>suggestions</w:t>
+      </w:r>
+      <w:r>
+        <w:rPr>
+          <w:rFonts w:ascii="Calibri" w:hAnsi="Calibri"/>
+          <w:b w:val="0"/>
+          <w:i w:val="0"/>
+          <w:color w:val="1A2329"/>
+          <w:sz w:val="22"/>
+        </w:rPr>
+        <w:t xml:space="preserve"> (las acciones propuestas por la IA sobre el plan, con su origen y su estado de resolución), </w:t>
+      </w:r>
+      <w:r>
+        <w:rPr>
+          <w:rFonts w:ascii="Consolas" w:hAnsi="Consolas"/>
+          <w:b w:val="0"/>
+          <w:i w:val="0"/>
+          <w:color w:val="1A2329"/>
+          <w:sz w:val="21"/>
+        </w:rPr>
         <w:t>historial</w:t>
       </w:r>
       <w:r>
@@ -12786,6 +12806,82 @@
           <w:sz w:val="22"/>
         </w:rPr>
         <w:t xml:space="preserve"> (con su nivel de severidad).</w:t>
+      </w:r>
+    </w:p>
+    <w:p>
+      <w:pPr>
+        <w:spacing w:after="160" w:lineRule="auto" w:line="276"/>
+        <w:jc w:val="both"/>
+      </w:pPr>
+      <w:r>
+        <w:rPr>
+          <w:rFonts w:ascii="Calibri" w:hAnsi="Calibri"/>
+          <w:b w:val="0"/>
+          <w:i w:val="0"/>
+          <w:color w:val="1A2329"/>
+          <w:sz w:val="22"/>
+        </w:rPr>
+        <w:t xml:space="preserve">El asistente de WhatsApp opera con dos canales de forma deliberadamente distinta según quién escribe. El personal administrativo envía </w:t>
+      </w:r>
+      <w:r>
+        <w:rPr>
+          <w:rFonts w:ascii="Calibri" w:hAnsi="Calibri"/>
+          <w:b/>
+          <w:i w:val="0"/>
+          <w:color w:val="1A2329"/>
+          <w:sz w:val="22"/>
+        </w:rPr>
+        <w:t>notas de voz</w:t>
+      </w:r>
+      <w:r>
+        <w:rPr>
+          <w:rFonts w:ascii="Calibri" w:hAnsi="Calibri"/>
+          <w:b w:val="0"/>
+          <w:i w:val="0"/>
+          <w:color w:val="1A2329"/>
+          <w:sz w:val="22"/>
+        </w:rPr>
+        <w:t xml:space="preserve"> que alimentan la bitácora con IA: recorre la obra, registra lo relevante sin estructura y organiza después desde el escritorio. Los responsables de tarea operan con un </w:t>
+      </w:r>
+      <w:r>
+        <w:rPr>
+          <w:rFonts w:ascii="Calibri" w:hAnsi="Calibri"/>
+          <w:b/>
+          <w:i w:val="0"/>
+          <w:color w:val="1A2329"/>
+          <w:sz w:val="22"/>
+        </w:rPr>
+        <w:t>menú numérico</w:t>
+      </w:r>
+      <w:r>
+        <w:rPr>
+          <w:rFonts w:ascii="Calibri" w:hAnsi="Calibri"/>
+          <w:b w:val="0"/>
+          <w:i w:val="0"/>
+          <w:color w:val="1A2329"/>
+          <w:sz w:val="22"/>
+        </w:rPr>
+        <w:t xml:space="preserve">, que no exige redactar ni interpretar y se responde con una sola mano en condiciones de obra. Esa asimetría concentra además el costo y el margen de error del modelo de lenguaje en el único canal donde una persona revisa antes de que algo modifique el plan. Al informar una tarea bloqueada, el menú solicita también el </w:t>
+      </w:r>
+      <w:r>
+        <w:rPr>
+          <w:rFonts w:ascii="Calibri" w:hAnsi="Calibri"/>
+          <w:b/>
+          <w:i w:val="0"/>
+          <w:color w:val="1A2329"/>
+          <w:sz w:val="22"/>
+        </w:rPr>
+        <w:t>motivo</w:t>
+      </w:r>
+      <w:r>
+        <w:rPr>
+          <w:rFonts w:ascii="Calibri" w:hAnsi="Calibri"/>
+          <w:b w:val="0"/>
+          <w:i w:val="0"/>
+          <w:color w:val="1A2329"/>
+          <w:sz w:val="22"/>
+        </w:rPr>
+        <w:t xml:space="preserve"> entre opciones predefinidas (falta de material, de personal, clima, dependencia de otra tarea): el bloqueo se registra primero y el motivo se incorpora después al historial y a la alerta, de modo que una conversación interrumpida no haga perder el reporte de campo.</w:t>
       </w:r>
     </w:p>
     <w:p>
@@ -14603,7 +14699,7 @@
           <w:color w:val="1A2329"/>
           <w:sz w:val="22"/>
         </w:rPr>
-        <w:t xml:space="preserve"> de la obra para proponer fechas en días hábiles, y las sugerencias se revisan y aplican (Sí/No) desde la aplicación —un módulo propio de cada obra— donde un indicador por obra señala las que quedan pendientes. Para no perder ninguna nota, si una nota de voz llega sin obra (un emisor con varias obras que no indicó cuál), el sistema le </w:t>
+        <w:t xml:space="preserve"> de la obra para proponer fechas en días hábiles. Un hallazgo del uso real motivó una regla adicional: en la jerga de obra, 'correr la fecha para atrás', 'para adelante' y 'patearla' se emplean de forma contradictoria según el hablante, y una interpretación literal producía reprogramaciones en el sentido opuesto al pedido. La ambigüedad se resuelve por la </w:t>
       </w:r>
       <w:r>
         <w:rPr>
@@ -14613,6 +14709,46 @@
           <w:color w:val="1A2329"/>
           <w:sz w:val="22"/>
         </w:rPr>
+        <w:t>causa</w:t>
+      </w:r>
+      <w:r>
+        <w:rPr>
+          <w:rFonts w:ascii="Calibri" w:hAnsi="Calibri"/>
+          <w:b w:val="0"/>
+          <w:i w:val="0"/>
+          <w:color w:val="1A2329"/>
+          <w:sz w:val="22"/>
+        </w:rPr>
+        <w:t xml:space="preserve"> y no por el verbo: si el motivo declarado es una demora (lluvia, material que no llegó, proveedor atrasado), la fecha solo puede desplazarse hacia adelante en el tiempo; si la dirección no queda determinada, el sistema registra una nota en lugar de proponer una reprogramación. Por la misma razón se le retiró al modelo el </w:t>
+      </w:r>
+      <w:r>
+        <w:rPr>
+          <w:rFonts w:ascii="Calibri" w:hAnsi="Calibri"/>
+          <w:b/>
+          <w:i w:val="0"/>
+          <w:color w:val="1A2329"/>
+          <w:sz w:val="22"/>
+        </w:rPr>
+        <w:t>cálculo de fechas</w:t>
+      </w:r>
+      <w:r>
+        <w:rPr>
+          <w:rFonts w:ascii="Calibri" w:hAnsi="Calibri"/>
+          <w:b w:val="0"/>
+          <w:i w:val="0"/>
+          <w:color w:val="1A2329"/>
+          <w:sz w:val="22"/>
+        </w:rPr>
+        <w:t xml:space="preserve">: contar días hábiles salteando fines de semana y feriados es una operación determinística sobre datos que el modelo no posee —los días no laborables propios de cada obra viven en la base—, y al hacerla producía desvíos de uno o dos días. El modelo declara ahora el corrimiento en días laborales y el backend calcula la fecha resultante contra el calendario de la obra; solo se acepta una fecha del modelo cuando el audio la nombra explícitamente. El resultado es, además, verificable por pruebas automatizadas, cosa que no era posible mientras la cuenta ocurría dentro de la llamada al modelo. Las sugerencias se revisan y aplican (Sí/No) desde la aplicación —un módulo propio de cada obra— donde un indicador por obra señala las que quedan pendientes. Para no perder ninguna nota, si una nota de voz llega sin obra (un emisor con varias obras que no indicó cuál), el sistema le </w:t>
+      </w:r>
+      <w:r>
+        <w:rPr>
+          <w:rFonts w:ascii="Calibri" w:hAnsi="Calibri"/>
+          <w:b/>
+          <w:i w:val="0"/>
+          <w:color w:val="1A2329"/>
+          <w:sz w:val="22"/>
+        </w:rPr>
         <w:t>recuerda automáticamente al emisor cada 30 minutos</w:t>
       </w:r>
       <w:r>
@@ -14723,27 +14859,7 @@
           <w:color w:val="1A2329"/>
           <w:sz w:val="22"/>
         </w:rPr>
-        <w:t xml:space="preserve">, con el audio reproducible y la cita que lo justifica. La dirección inversa (desde una nota hacia el detalle de la tarea) todavía no tiene </w:t>
-      </w:r>
-      <w:r>
-        <w:rPr>
-          <w:rFonts w:ascii="Calibri" w:hAnsi="Calibri"/>
-          <w:b w:val="0"/>
-          <w:i/>
-          <w:color w:val="1A2329"/>
-          <w:sz w:val="22"/>
-        </w:rPr>
-        <w:t>click-through</w:t>
-      </w:r>
-      <w:r>
-        <w:rPr>
-          <w:rFonts w:ascii="Calibri" w:hAnsi="Calibri"/>
-          <w:b w:val="0"/>
-          <w:i w:val="0"/>
-          <w:color w:val="1A2329"/>
-          <w:sz w:val="22"/>
-        </w:rPr>
-        <w:t xml:space="preserve">: la sugerencia muestra el nombre de la tarea como texto plano. El historial de notas se explora con </w:t>
+        <w:t xml:space="preserve">, con el audio reproducible y la cita que lo justifica. El historial de notas se explora con </w:t>
       </w:r>
       <w:r>
         <w:rPr>
@@ -14780,17 +14896,17 @@
           <w:color w:val="1A2329"/>
           <w:sz w:val="22"/>
         </w:rPr>
-        <w:t>Módulo de presupuestos con IA:</w:t>
-      </w:r>
-      <w:r>
-        <w:rPr>
-          <w:rFonts w:ascii="Calibri" w:hAnsi="Calibri"/>
-          <w:b w:val="0"/>
-          <w:i w:val="0"/>
-          <w:color w:val="1A2329"/>
-          <w:sz w:val="22"/>
-        </w:rPr>
-        <w:t xml:space="preserve"> acepta presupuestos de proveedores en múltiples formatos (PDF, imagen, Excel o texto) y, con el mismo modelo de lenguaje, extrae sus datos a una estructura validada (proveedor, fecha, rubro, moneda, ítems con cantidad/unidad/precio/subtotal, IVA, total, flete, plazo de entrega, condiciones de pago y validez). Detecta </w:t>
+        <w:t>Las sugerencias de IA como funcionalidad transversal:</w:t>
+      </w:r>
+      <w:r>
+        <w:rPr>
+          <w:rFonts w:ascii="Calibri" w:hAnsi="Calibri"/>
+          <w:b w:val="0"/>
+          <w:i w:val="0"/>
+          <w:color w:val="1A2329"/>
+          <w:sz w:val="22"/>
+        </w:rPr>
+        <w:t xml:space="preserve"> las acciones que el modelo propone sobre el plan no pertenecen a la pantalla que las originó. Inicialmente se almacenaban como objetos anidados dentro del registro de la nota de voz y se resolvían por su posición en esa lista, lo que las ataba a un único módulo: no era posible consultarlas por tarea ni resolverlas desde otra pantalla. Se las promovió a </w:t>
       </w:r>
       <w:r>
         <w:rPr>
@@ -14800,17 +14916,97 @@
           <w:color w:val="1A2329"/>
           <w:sz w:val="22"/>
         </w:rPr>
-        <w:t>inconsistencias</w:t>
-      </w:r>
-      <w:r>
-        <w:rPr>
-          <w:rFonts w:ascii="Calibri" w:hAnsi="Calibri"/>
-          <w:b w:val="0"/>
-          <w:i w:val="0"/>
-          <w:color w:val="1A2329"/>
-          <w:sz w:val="22"/>
-        </w:rPr>
-        <w:t xml:space="preserve"> (por ejemplo, totales que no cierran o faltantes de precios) con su severidad, y </w:t>
+        <w:t>entidad del dominio</w:t>
+      </w:r>
+      <w:r>
+        <w:rPr>
+          <w:rFonts w:ascii="Calibri" w:hAnsi="Calibri"/>
+          <w:b w:val="0"/>
+          <w:i w:val="0"/>
+          <w:color w:val="1A2329"/>
+          <w:sz w:val="22"/>
+        </w:rPr>
+        <w:t xml:space="preserve"> —tabla propia con identificador estable, estado (</w:t>
+      </w:r>
+      <w:r>
+        <w:rPr>
+          <w:rFonts w:ascii="Consolas" w:hAnsi="Consolas"/>
+          <w:b w:val="0"/>
+          <w:i w:val="0"/>
+          <w:color w:val="1A2329"/>
+          <w:sz w:val="21"/>
+        </w:rPr>
+        <w:t>pendiente</w:t>
+      </w:r>
+      <w:r>
+        <w:rPr>
+          <w:rFonts w:ascii="Calibri" w:hAnsi="Calibri"/>
+          <w:b w:val="0"/>
+          <w:i w:val="0"/>
+          <w:color w:val="1A2329"/>
+          <w:sz w:val="22"/>
+        </w:rPr>
+        <w:t>/</w:t>
+      </w:r>
+      <w:r>
+        <w:rPr>
+          <w:rFonts w:ascii="Consolas" w:hAnsi="Consolas"/>
+          <w:b w:val="0"/>
+          <w:i w:val="0"/>
+          <w:color w:val="1A2329"/>
+          <w:sz w:val="21"/>
+        </w:rPr>
+        <w:t>aplicada</w:t>
+      </w:r>
+      <w:r>
+        <w:rPr>
+          <w:rFonts w:ascii="Calibri" w:hAnsi="Calibri"/>
+          <w:b w:val="0"/>
+          <w:i w:val="0"/>
+          <w:color w:val="1A2329"/>
+          <w:sz w:val="22"/>
+        </w:rPr>
+        <w:t>/</w:t>
+      </w:r>
+      <w:r>
+        <w:rPr>
+          <w:rFonts w:ascii="Consolas" w:hAnsi="Consolas"/>
+          <w:b w:val="0"/>
+          <w:i w:val="0"/>
+          <w:color w:val="1A2329"/>
+          <w:sz w:val="21"/>
+        </w:rPr>
+        <w:t>descartada</w:t>
+      </w:r>
+      <w:r>
+        <w:rPr>
+          <w:rFonts w:ascii="Calibri" w:hAnsi="Calibri"/>
+          <w:b w:val="0"/>
+          <w:i w:val="0"/>
+          <w:color w:val="1A2329"/>
+          <w:sz w:val="22"/>
+        </w:rPr>
+        <w:t>) y registro de quién resolvió y cuándo— junto con un servicio dedicado que es el único responsable de aplicarlas, venga la orden de donde venga. El origen quedó modelado como un atributo (</w:t>
+      </w:r>
+      <w:r>
+        <w:rPr>
+          <w:rFonts w:ascii="Consolas" w:hAnsi="Consolas"/>
+          <w:b w:val="0"/>
+          <w:i w:val="0"/>
+          <w:color w:val="1A2329"/>
+          <w:sz w:val="21"/>
+        </w:rPr>
+        <w:t>source</w:t>
+      </w:r>
+      <w:r>
+        <w:rPr>
+          <w:rFonts w:ascii="Calibri" w:hAnsi="Calibri"/>
+          <w:b w:val="0"/>
+          <w:i w:val="0"/>
+          <w:color w:val="1A2329"/>
+          <w:sz w:val="22"/>
+        </w:rPr>
+        <w:t xml:space="preserve">) y no como propietario, de modo que una fuente futura —un mensaje de texto, un análisis de riesgo— no obliga a modificar a quien las consume. El efecto visible para el usuario es que </w:t>
       </w:r>
       <w:r>
         <w:rPr>
@@ -14820,17 +15016,17 @@
           <w:color w:val="1A2329"/>
           <w:sz w:val="22"/>
         </w:rPr>
-        <w:t>compara</w:t>
-      </w:r>
-      <w:r>
-        <w:rPr>
-          <w:rFonts w:ascii="Calibri" w:hAnsi="Calibri"/>
-          <w:b w:val="0"/>
-          <w:i w:val="0"/>
-          <w:color w:val="1A2329"/>
-          <w:sz w:val="22"/>
-        </w:rPr>
-        <w:t xml:space="preserve"> varios presupuestos calculando el promedio, el más económico y el desvío porcentual de cada uno.</w:t>
+        <w:t>la propuesta aparece dentro de la tarea que quiere modificar</w:t>
+      </w:r>
+      <w:r>
+        <w:rPr>
+          <w:rFonts w:ascii="Calibri" w:hAnsi="Calibri"/>
+          <w:b w:val="0"/>
+          <w:i w:val="0"/>
+          <w:color w:val="1A2329"/>
+          <w:sz w:val="22"/>
+        </w:rPr>
+        <w:t>, con el contexto de su origen (quién la reportó y el resumen de la nota), y se aplica o se descarta ahí mismo, sin tener que recordar que existe el módulo de bitácora ni buscar la nota correspondiente.</w:t>
       </w:r>
     </w:p>
     <w:p>
@@ -14847,17 +15043,17 @@
           <w:color w:val="1A2329"/>
           <w:sz w:val="22"/>
         </w:rPr>
-        <w:t>Módulo de planos:</w:t>
-      </w:r>
-      <w:r>
-        <w:rPr>
-          <w:rFonts w:ascii="Calibri" w:hAnsi="Calibri"/>
-          <w:b w:val="0"/>
-          <w:i w:val="0"/>
-          <w:color w:val="1A2329"/>
-          <w:sz w:val="22"/>
-        </w:rPr>
-        <w:t xml:space="preserve"> repositorio de documentación con </w:t>
+        <w:t>Módulo de presupuestos con IA:</w:t>
+      </w:r>
+      <w:r>
+        <w:rPr>
+          <w:rFonts w:ascii="Calibri" w:hAnsi="Calibri"/>
+          <w:b w:val="0"/>
+          <w:i w:val="0"/>
+          <w:color w:val="1A2329"/>
+          <w:sz w:val="22"/>
+        </w:rPr>
+        <w:t xml:space="preserve"> acepta presupuestos de proveedores en múltiples formatos (PDF, imagen, Excel o texto) y, con el mismo modelo de lenguaje, extrae sus datos a una estructura validada (proveedor, fecha, rubro, moneda, ítems con cantidad/unidad/precio/subtotal, IVA, total, flete, plazo de entrega, condiciones de pago y validez). Detecta </w:t>
       </w:r>
       <w:r>
         <w:rPr>
@@ -14867,37 +15063,17 @@
           <w:color w:val="1A2329"/>
           <w:sz w:val="22"/>
         </w:rPr>
-        <w:t>versionado</w:t>
-      </w:r>
-      <w:r>
-        <w:rPr>
-          <w:rFonts w:ascii="Calibri" w:hAnsi="Calibri"/>
-          <w:b w:val="0"/>
-          <w:i w:val="0"/>
-          <w:color w:val="1A2329"/>
-          <w:sz w:val="22"/>
-        </w:rPr>
-        <w:t xml:space="preserve"> por obra y disciplina; marca la última versión vigente y permite su consulta y envío por WhatsApp, evitando que en el campo se trabaje sobre planos desactualizados. La interfaz presenta </w:t>
-      </w:r>
-      <w:r>
-        <w:rPr>
-          <w:rFonts w:ascii="Calibri" w:hAnsi="Calibri"/>
-          <w:b w:val="0"/>
-          <w:i/>
-          <w:color w:val="1A2329"/>
-          <w:sz w:val="22"/>
-        </w:rPr>
-        <w:t>planos</w:t>
-      </w:r>
-      <w:r>
-        <w:rPr>
-          <w:rFonts w:ascii="Calibri" w:hAnsi="Calibri"/>
-          <w:b w:val="0"/>
-          <w:i w:val="0"/>
-          <w:color w:val="1A2329"/>
-          <w:sz w:val="22"/>
-        </w:rPr>
-        <w:t xml:space="preserve"> —cada uno con su versión vigente y su historial de revisiones— y no archivos sueltos: subir una revisión nueva se resuelve desde la fila del plano correspondiente, de modo que el nombre del archivo entrante resulta irrelevante y no puede abrir un historial paralelo por una diferencia de tipeo. La regla de vigencia es deliberadamente simple y explicable en una línea: manda la última versión cargada, y si eso resulta incorrecto se corrige marcando otra a mano. El </w:t>
+        <w:t>inconsistencias</w:t>
+      </w:r>
+      <w:r>
+        <w:rPr>
+          <w:rFonts w:ascii="Calibri" w:hAnsi="Calibri"/>
+          <w:b w:val="0"/>
+          <w:i w:val="0"/>
+          <w:color w:val="1A2329"/>
+          <w:sz w:val="22"/>
+        </w:rPr>
+        <w:t xml:space="preserve"> (por ejemplo, totales que no cierran o faltantes de precios) con su severidad, y </w:t>
       </w:r>
       <w:r>
         <w:rPr>
@@ -14907,17 +15083,17 @@
           <w:color w:val="1A2329"/>
           <w:sz w:val="22"/>
         </w:rPr>
-        <w:t>acceso por responsable</w:t>
-      </w:r>
-      <w:r>
-        <w:rPr>
-          <w:rFonts w:ascii="Calibri" w:hAnsi="Calibri"/>
-          <w:b w:val="0"/>
-          <w:i w:val="0"/>
-          <w:color w:val="1A2329"/>
-          <w:sz w:val="22"/>
-        </w:rPr>
-        <w:t xml:space="preserve"> se controla por obra: por defecto quien integra el equipo puede consultar cualquier disciplina —criterio alineado con la práctica de obra, donde las especialidades se interconectan y el electricista puede necesitar el plano sanitario—, y esa apertura se restringe manualmente, ya sea quitando el acceso por completo o habilitando solo disciplinas puntuales.</w:t>
+        <w:t>compara</w:t>
+      </w:r>
+      <w:r>
+        <w:rPr>
+          <w:rFonts w:ascii="Calibri" w:hAnsi="Calibri"/>
+          <w:b w:val="0"/>
+          <w:i w:val="0"/>
+          <w:color w:val="1A2329"/>
+          <w:sz w:val="22"/>
+        </w:rPr>
+        <w:t xml:space="preserve"> varios presupuestos calculando el promedio, el más económico y el desvío porcentual de cada uno.</w:t>
       </w:r>
     </w:p>
     <w:p>
@@ -14934,17 +15110,17 @@
           <w:color w:val="1A2329"/>
           <w:sz w:val="22"/>
         </w:rPr>
-        <w:t>Módulo de materiales, presupuesto y compras:</w:t>
-      </w:r>
-      <w:r>
-        <w:rPr>
-          <w:rFonts w:ascii="Calibri" w:hAnsi="Calibri"/>
-          <w:b w:val="0"/>
-          <w:i w:val="0"/>
-          <w:color w:val="1A2329"/>
-          <w:sz w:val="22"/>
-        </w:rPr>
-        <w:t xml:space="preserve"> cómputo de materiales por tarea (con unidad, precio unitario y estado de aprovisionamiento), presupuesto por obra (estimado frente a real) y un flujo de </w:t>
+        <w:t>Módulo de planos:</w:t>
+      </w:r>
+      <w:r>
+        <w:rPr>
+          <w:rFonts w:ascii="Calibri" w:hAnsi="Calibri"/>
+          <w:b w:val="0"/>
+          <w:i w:val="0"/>
+          <w:color w:val="1A2329"/>
+          <w:sz w:val="22"/>
+        </w:rPr>
+        <w:t xml:space="preserve"> repositorio de documentación con </w:t>
       </w:r>
       <w:r>
         <w:rPr>
@@ -14954,17 +15130,37 @@
           <w:color w:val="1A2329"/>
           <w:sz w:val="22"/>
         </w:rPr>
-        <w:t>solicitudes de cotización</w:t>
-      </w:r>
-      <w:r>
-        <w:rPr>
-          <w:rFonts w:ascii="Calibri" w:hAnsi="Calibri"/>
-          <w:b w:val="0"/>
-          <w:i w:val="0"/>
-          <w:color w:val="1A2329"/>
-          <w:sz w:val="22"/>
-        </w:rPr>
-        <w:t xml:space="preserve">: desde la obra se seleccionan los materiales pendientes y los proveedores a consultar; el sistema genera un PDF de solicitud y lo envía a cada proveedor por WhatsApp. Cuando el proveedor responde con su presupuesto en PDF —también por WhatsApp—, el sistema lo detecta, lo descarga y delega en el módulo de presupuestos la extracción estructurada con IA. Con dos o más respuestas, se dispara automáticamente un </w:t>
+        <w:t>versionado</w:t>
+      </w:r>
+      <w:r>
+        <w:rPr>
+          <w:rFonts w:ascii="Calibri" w:hAnsi="Calibri"/>
+          <w:b w:val="0"/>
+          <w:i w:val="0"/>
+          <w:color w:val="1A2329"/>
+          <w:sz w:val="22"/>
+        </w:rPr>
+        <w:t xml:space="preserve"> por obra y disciplina; marca la última versión vigente y permite su consulta y envío por WhatsApp, evitando que en el campo se trabaje sobre planos desactualizados. La interfaz presenta </w:t>
+      </w:r>
+      <w:r>
+        <w:rPr>
+          <w:rFonts w:ascii="Calibri" w:hAnsi="Calibri"/>
+          <w:b w:val="0"/>
+          <w:i/>
+          <w:color w:val="1A2329"/>
+          <w:sz w:val="22"/>
+        </w:rPr>
+        <w:t>planos</w:t>
+      </w:r>
+      <w:r>
+        <w:rPr>
+          <w:rFonts w:ascii="Calibri" w:hAnsi="Calibri"/>
+          <w:b w:val="0"/>
+          <w:i w:val="0"/>
+          <w:color w:val="1A2329"/>
+          <w:sz w:val="22"/>
+        </w:rPr>
+        <w:t xml:space="preserve"> —cada uno con su versión vigente y su historial de revisiones— y no archivos sueltos: subir una revisión nueva se resuelve desde la fila del plano correspondiente, de modo que el nombre del archivo entrante resulta irrelevante y no puede abrir un historial paralelo por una diferencia de tipeo. La regla de vigencia es deliberadamente simple y explicable en una línea: manda la última versión cargada, y si eso resulta incorrecto se corrige marcando otra a mano. El </w:t>
       </w:r>
       <w:r>
         <w:rPr>
@@ -14974,68 +15170,17 @@
           <w:color w:val="1A2329"/>
           <w:sz w:val="22"/>
         </w:rPr>
-        <w:t>análisis comparativo</w:t>
-      </w:r>
-      <w:r>
-        <w:rPr>
-          <w:rFonts w:ascii="Calibri" w:hAnsi="Calibri"/>
-          <w:b w:val="0"/>
-          <w:i w:val="0"/>
-          <w:color w:val="1A2329"/>
-          <w:sz w:val="22"/>
-        </w:rPr>
-        <w:t xml:space="preserve"> (Claude con salida estructurada JSON Schema) que compara los presupuestos ítem por ítem, identifica ventajas y riesgos de cada proveedor y emite una recomendación fundamentada. Al confirmar el proveedor elegido, se genera la </w:t>
-      </w:r>
-      <w:r>
-        <w:rPr>
-          <w:rFonts w:ascii="Calibri" w:hAnsi="Calibri"/>
-          <w:b/>
-          <w:i w:val="0"/>
-          <w:color w:val="1A2329"/>
-          <w:sz w:val="22"/>
-        </w:rPr>
-        <w:t>orden de compra</w:t>
-      </w:r>
-      <w:r>
-        <w:rPr>
-          <w:rFonts w:ascii="Calibri" w:hAnsi="Calibri"/>
-          <w:b w:val="0"/>
-          <w:i w:val="0"/>
-          <w:color w:val="1A2329"/>
-          <w:sz w:val="22"/>
-        </w:rPr>
-        <w:t xml:space="preserve"> y los materiales pasan al estado "pedido".</w:t>
-      </w:r>
-    </w:p>
-    <w:p>
-      <w:pPr>
-        <w:keepNext/>
-        <w:spacing w:before="200" w:after="80"/>
-      </w:pPr>
-      <w:r>
-        <w:rPr>
-          <w:rFonts w:ascii="Calibri" w:hAnsi="Calibri"/>
-          <w:b/>
-          <w:color w:val="1A2329"/>
-          <w:sz w:val="26"/>
-        </w:rPr>
-        <w:t>Pruebas</w:t>
-      </w:r>
-    </w:p>
-    <w:p>
-      <w:pPr>
-        <w:spacing w:after="160" w:lineRule="auto" w:line="276"/>
-        <w:jc w:val="both"/>
-      </w:pPr>
-      <w:r>
-        <w:rPr>
-          <w:rFonts w:ascii="Calibri" w:hAnsi="Calibri"/>
-          <w:b w:val="0"/>
-          <w:i w:val="0"/>
-          <w:color w:val="1A2329"/>
-          <w:sz w:val="22"/>
-        </w:rPr>
-        <w:t>La estrategia de verificación combinó distintos niveles:</w:t>
+        <w:t>acceso por responsable</w:t>
+      </w:r>
+      <w:r>
+        <w:rPr>
+          <w:rFonts w:ascii="Calibri" w:hAnsi="Calibri"/>
+          <w:b w:val="0"/>
+          <w:i w:val="0"/>
+          <w:color w:val="1A2329"/>
+          <w:sz w:val="22"/>
+        </w:rPr>
+        <w:t xml:space="preserve"> se controla por obra: por defecto quien integra el equipo puede consultar cualquier disciplina —criterio alineado con la práctica de obra, donde las especialidades se interconectan y el electricista puede necesitar el plano sanitario—, y esa apertura se restringe manualmente, ya sea quitando el acceso por completo o habilitando solo disciplinas puntuales.</w:t>
       </w:r>
     </w:p>
     <w:p>
@@ -15052,37 +15197,108 @@
           <w:color w:val="1A2329"/>
           <w:sz w:val="22"/>
         </w:rPr>
-        <w:t>Plan de pruebas:</w:t>
-      </w:r>
-      <w:r>
-        <w:rPr>
-          <w:rFonts w:ascii="Calibri" w:hAnsi="Calibri"/>
-          <w:b w:val="0"/>
-          <w:i w:val="0"/>
-          <w:color w:val="1A2329"/>
-          <w:sz w:val="22"/>
-        </w:rPr>
-        <w:t xml:space="preserve"> se mantiene un conjunto de casos de prueba manuales documentados en </w:t>
-      </w:r>
-      <w:r>
-        <w:rPr>
-          <w:rFonts w:ascii="Consolas" w:hAnsi="Consolas"/>
-          <w:b w:val="0"/>
-          <w:i w:val="0"/>
-          <w:color w:val="1A2329"/>
-          <w:sz w:val="21"/>
-        </w:rPr>
-        <w:t>docs/referencia/casos_de_prueba.md</w:t>
-      </w:r>
-      <w:r>
-        <w:rPr>
-          <w:rFonts w:ascii="Calibri" w:hAnsi="Calibri"/>
-          <w:b w:val="0"/>
-          <w:i w:val="0"/>
-          <w:color w:val="1A2329"/>
-          <w:sz w:val="22"/>
-        </w:rPr>
-        <w:t>.</w:t>
+        <w:t>Módulo de materiales, presupuesto y compras:</w:t>
+      </w:r>
+      <w:r>
+        <w:rPr>
+          <w:rFonts w:ascii="Calibri" w:hAnsi="Calibri"/>
+          <w:b w:val="0"/>
+          <w:i w:val="0"/>
+          <w:color w:val="1A2329"/>
+          <w:sz w:val="22"/>
+        </w:rPr>
+        <w:t xml:space="preserve"> cómputo de materiales por tarea (con unidad, precio unitario y estado de aprovisionamiento), presupuesto por obra (estimado frente a real) y un flujo de </w:t>
+      </w:r>
+      <w:r>
+        <w:rPr>
+          <w:rFonts w:ascii="Calibri" w:hAnsi="Calibri"/>
+          <w:b/>
+          <w:i w:val="0"/>
+          <w:color w:val="1A2329"/>
+          <w:sz w:val="22"/>
+        </w:rPr>
+        <w:t>solicitudes de cotización</w:t>
+      </w:r>
+      <w:r>
+        <w:rPr>
+          <w:rFonts w:ascii="Calibri" w:hAnsi="Calibri"/>
+          <w:b w:val="0"/>
+          <w:i w:val="0"/>
+          <w:color w:val="1A2329"/>
+          <w:sz w:val="22"/>
+        </w:rPr>
+        <w:t xml:space="preserve">: desde la obra se seleccionan los materiales pendientes y los proveedores a consultar; el sistema genera un PDF de solicitud y lo envía a cada proveedor por WhatsApp. Cuando el proveedor responde con su presupuesto en PDF —también por WhatsApp—, el sistema lo detecta, lo descarga y delega en el módulo de presupuestos la extracción estructurada con IA. Con dos o más respuestas, se dispara automáticamente un </w:t>
+      </w:r>
+      <w:r>
+        <w:rPr>
+          <w:rFonts w:ascii="Calibri" w:hAnsi="Calibri"/>
+          <w:b/>
+          <w:i w:val="0"/>
+          <w:color w:val="1A2329"/>
+          <w:sz w:val="22"/>
+        </w:rPr>
+        <w:t>análisis comparativo</w:t>
+      </w:r>
+      <w:r>
+        <w:rPr>
+          <w:rFonts w:ascii="Calibri" w:hAnsi="Calibri"/>
+          <w:b w:val="0"/>
+          <w:i w:val="0"/>
+          <w:color w:val="1A2329"/>
+          <w:sz w:val="22"/>
+        </w:rPr>
+        <w:t xml:space="preserve"> (Claude con salida estructurada JSON Schema) que compara los presupuestos ítem por ítem, identifica ventajas y riesgos de cada proveedor y emite una recomendación fundamentada. Al confirmar el proveedor elegido, se genera la </w:t>
+      </w:r>
+      <w:r>
+        <w:rPr>
+          <w:rFonts w:ascii="Calibri" w:hAnsi="Calibri"/>
+          <w:b/>
+          <w:i w:val="0"/>
+          <w:color w:val="1A2329"/>
+          <w:sz w:val="22"/>
+        </w:rPr>
+        <w:t>orden de compra</w:t>
+      </w:r>
+      <w:r>
+        <w:rPr>
+          <w:rFonts w:ascii="Calibri" w:hAnsi="Calibri"/>
+          <w:b w:val="0"/>
+          <w:i w:val="0"/>
+          <w:color w:val="1A2329"/>
+          <w:sz w:val="22"/>
+        </w:rPr>
+        <w:t xml:space="preserve"> y los materiales pasan al estado "pedido".</w:t>
+      </w:r>
+    </w:p>
+    <w:p>
+      <w:pPr>
+        <w:keepNext/>
+        <w:spacing w:before="200" w:after="80"/>
+      </w:pPr>
+      <w:r>
+        <w:rPr>
+          <w:rFonts w:ascii="Calibri" w:hAnsi="Calibri"/>
+          <w:b/>
+          <w:color w:val="1A2329"/>
+          <w:sz w:val="26"/>
+        </w:rPr>
+        <w:t>Pruebas</w:t>
+      </w:r>
+    </w:p>
+    <w:p>
+      <w:pPr>
+        <w:spacing w:after="160" w:lineRule="auto" w:line="276"/>
+        <w:jc w:val="both"/>
+      </w:pPr>
+      <w:r>
+        <w:rPr>
+          <w:rFonts w:ascii="Calibri" w:hAnsi="Calibri"/>
+          <w:b w:val="0"/>
+          <w:i w:val="0"/>
+          <w:color w:val="1A2329"/>
+          <w:sz w:val="22"/>
+        </w:rPr>
+        <w:t>La estrategia de verificación combinó distintos niveles:</w:t>
       </w:r>
     </w:p>
     <w:p>
@@ -15099,17 +15315,37 @@
           <w:color w:val="1A2329"/>
           <w:sz w:val="22"/>
         </w:rPr>
-        <w:t>Pruebas funcionales y de aceptación:</w:t>
-      </w:r>
-      <w:r>
-        <w:rPr>
-          <w:rFonts w:ascii="Calibri" w:hAnsi="Calibri"/>
-          <w:b w:val="0"/>
-          <w:i w:val="0"/>
-          <w:color w:val="1A2329"/>
-          <w:sz w:val="22"/>
-        </w:rPr>
-        <w:t xml:space="preserve"> cada módulo se verificó ejecutando la aplicación en el navegador contra el backend real, comprobando el comportamiento esperado de las interacciones (por ejemplo, el relleno por arrastre con encadenado de fechas persistiendo en la base, o el flujo completo de la bitácora por voz).</w:t>
+        <w:t>Plan de pruebas:</w:t>
+      </w:r>
+      <w:r>
+        <w:rPr>
+          <w:rFonts w:ascii="Calibri" w:hAnsi="Calibri"/>
+          <w:b w:val="0"/>
+          <w:i w:val="0"/>
+          <w:color w:val="1A2329"/>
+          <w:sz w:val="22"/>
+        </w:rPr>
+        <w:t xml:space="preserve"> se mantiene un conjunto de casos de prueba manuales documentados en </w:t>
+      </w:r>
+      <w:r>
+        <w:rPr>
+          <w:rFonts w:ascii="Consolas" w:hAnsi="Consolas"/>
+          <w:b w:val="0"/>
+          <w:i w:val="0"/>
+          <w:color w:val="1A2329"/>
+          <w:sz w:val="21"/>
+        </w:rPr>
+        <w:t>docs/referencia/casos_de_prueba.md</w:t>
+      </w:r>
+      <w:r>
+        <w:rPr>
+          <w:rFonts w:ascii="Calibri" w:hAnsi="Calibri"/>
+          <w:b w:val="0"/>
+          <w:i w:val="0"/>
+          <w:color w:val="1A2329"/>
+          <w:sz w:val="22"/>
+        </w:rPr>
+        <w:t>.</w:t>
       </w:r>
     </w:p>
     <w:p>
@@ -15126,17 +15362,17 @@
           <w:color w:val="1A2329"/>
           <w:sz w:val="22"/>
         </w:rPr>
-        <w:t>Pruebas de integración:</w:t>
-      </w:r>
-      <w:r>
-        <w:rPr>
-          <w:rFonts w:ascii="Calibri" w:hAnsi="Calibri"/>
-          <w:b w:val="0"/>
-          <w:i w:val="0"/>
-          <w:color w:val="1A2329"/>
-          <w:sz w:val="22"/>
-        </w:rPr>
-        <w:t xml:space="preserve"> se verificaron de extremo a extremo los flujos que atraviesan varias capas e integraciones, como el envío de una nota de voz por WhatsApp → transcripción → análisis con IA → registro en la bitácora, y la lectura y comparación de presupuestos con el modelo de lenguaje.</w:t>
+        <w:t>Pruebas funcionales y de aceptación:</w:t>
+      </w:r>
+      <w:r>
+        <w:rPr>
+          <w:rFonts w:ascii="Calibri" w:hAnsi="Calibri"/>
+          <w:b w:val="0"/>
+          <w:i w:val="0"/>
+          <w:color w:val="1A2329"/>
+          <w:sz w:val="22"/>
+        </w:rPr>
+        <w:t xml:space="preserve"> cada módulo se verificó ejecutando la aplicación en el navegador contra el backend real, comprobando el comportamiento esperado de las interacciones (por ejemplo, el relleno por arrastre con encadenado de fechas persistiendo en la base, o el flujo completo de la bitácora por voz).</w:t>
       </w:r>
     </w:p>
     <w:p>
@@ -15153,57 +15389,17 @@
           <w:color w:val="1A2329"/>
           <w:sz w:val="22"/>
         </w:rPr>
-        <w:t>Verificación de regresiones:</w:t>
-      </w:r>
-      <w:r>
-        <w:rPr>
-          <w:rFonts w:ascii="Calibri" w:hAnsi="Calibri"/>
-          <w:b w:val="0"/>
-          <w:i w:val="0"/>
-          <w:color w:val="1A2329"/>
-          <w:sz w:val="22"/>
-        </w:rPr>
-        <w:t xml:space="preserve"> ante cada cambio se ejecutó la verificación de tipos (</w:t>
-      </w:r>
-      <w:r>
-        <w:rPr>
-          <w:rFonts w:ascii="Consolas" w:hAnsi="Consolas"/>
-          <w:b w:val="0"/>
-          <w:i w:val="0"/>
-          <w:color w:val="1A2329"/>
-          <w:sz w:val="21"/>
-        </w:rPr>
-        <w:t>tsc</w:t>
-      </w:r>
-      <w:r>
-        <w:rPr>
-          <w:rFonts w:ascii="Calibri" w:hAnsi="Calibri"/>
-          <w:b w:val="0"/>
-          <w:i w:val="0"/>
-          <w:color w:val="1A2329"/>
-          <w:sz w:val="22"/>
-        </w:rPr>
-        <w:t xml:space="preserve">) y la compilación de producción del frontend, y se realizó una auditoría general de la aplicación documentada en </w:t>
-      </w:r>
-      <w:r>
-        <w:rPr>
-          <w:rFonts w:ascii="Consolas" w:hAnsi="Consolas"/>
-          <w:b w:val="0"/>
-          <w:i w:val="0"/>
-          <w:color w:val="1A2329"/>
-          <w:sz w:val="21"/>
-        </w:rPr>
-        <w:t>docs/auditoria/auditoria-general.md</w:t>
-      </w:r>
-      <w:r>
-        <w:rPr>
-          <w:rFonts w:ascii="Calibri" w:hAnsi="Calibri"/>
-          <w:b w:val="0"/>
-          <w:i w:val="0"/>
-          <w:color w:val="1A2329"/>
-          <w:sz w:val="22"/>
-        </w:rPr>
-        <w:t>.</w:t>
+        <w:t>Pruebas de integración:</w:t>
+      </w:r>
+      <w:r>
+        <w:rPr>
+          <w:rFonts w:ascii="Calibri" w:hAnsi="Calibri"/>
+          <w:b w:val="0"/>
+          <w:i w:val="0"/>
+          <w:color w:val="1A2329"/>
+          <w:sz w:val="22"/>
+        </w:rPr>
+        <w:t xml:space="preserve"> se verificaron de extremo a extremo los flujos que atraviesan varias capas e integraciones, como el envío de una nota de voz por WhatsApp → transcripción → análisis con IA → registro en la bitácora, y la lectura y comparación de presupuestos con el modelo de lenguaje.</w:t>
       </w:r>
     </w:p>
     <w:p>
@@ -15220,6 +15416,73 @@
           <w:color w:val="1A2329"/>
           <w:sz w:val="22"/>
         </w:rPr>
+        <w:t>Verificación de regresiones:</w:t>
+      </w:r>
+      <w:r>
+        <w:rPr>
+          <w:rFonts w:ascii="Calibri" w:hAnsi="Calibri"/>
+          <w:b w:val="0"/>
+          <w:i w:val="0"/>
+          <w:color w:val="1A2329"/>
+          <w:sz w:val="22"/>
+        </w:rPr>
+        <w:t xml:space="preserve"> ante cada cambio se ejecutó la verificación de tipos (</w:t>
+      </w:r>
+      <w:r>
+        <w:rPr>
+          <w:rFonts w:ascii="Consolas" w:hAnsi="Consolas"/>
+          <w:b w:val="0"/>
+          <w:i w:val="0"/>
+          <w:color w:val="1A2329"/>
+          <w:sz w:val="21"/>
+        </w:rPr>
+        <w:t>tsc</w:t>
+      </w:r>
+      <w:r>
+        <w:rPr>
+          <w:rFonts w:ascii="Calibri" w:hAnsi="Calibri"/>
+          <w:b w:val="0"/>
+          <w:i w:val="0"/>
+          <w:color w:val="1A2329"/>
+          <w:sz w:val="22"/>
+        </w:rPr>
+        <w:t xml:space="preserve">) y la compilación de producción del frontend, y se realizó una auditoría general de la aplicación documentada en </w:t>
+      </w:r>
+      <w:r>
+        <w:rPr>
+          <w:rFonts w:ascii="Consolas" w:hAnsi="Consolas"/>
+          <w:b w:val="0"/>
+          <w:i w:val="0"/>
+          <w:color w:val="1A2329"/>
+          <w:sz w:val="21"/>
+        </w:rPr>
+        <w:t>docs/auditoria/auditoria-general.md</w:t>
+      </w:r>
+      <w:r>
+        <w:rPr>
+          <w:rFonts w:ascii="Calibri" w:hAnsi="Calibri"/>
+          <w:b w:val="0"/>
+          <w:i w:val="0"/>
+          <w:color w:val="1A2329"/>
+          <w:sz w:val="22"/>
+        </w:rPr>
+        <w:t>.</w:t>
+      </w:r>
+    </w:p>
+    <w:p>
+      <w:pPr>
+        <w:pStyle w:val="ListBullet"/>
+        <w:spacing w:after="60"/>
+        <w:jc w:val="both"/>
+      </w:pPr>
+      <w:r>
+        <w:rPr>
+          <w:rFonts w:ascii="Calibri" w:hAnsi="Calibri"/>
+          <w:b/>
+          <w:i w:val="0"/>
+          <w:color w:val="1A2329"/>
+          <w:sz w:val="22"/>
+        </w:rPr>
         <w:t>Auditoría técnica sistemática:</w:t>
       </w:r>
       <w:r>
@@ -15330,7 +15593,7 @@
           <w:color w:val="1A2329"/>
           <w:sz w:val="22"/>
         </w:rPr>
-        <w:t>), cuya remediación se completó entre el 21 y el 28 de agosto de 2026. La suite automatizada creció a 521 tests distribuidos en 46 archivos, ejecutados en integración continua ante cada cambio: aislamiento por tenant (</w:t>
+        <w:t>), cuya remediación se completó entre el 21 y el 28 de agosto de 2026. La suite automatizada creció a 554 tests distribuidos en 50 archivos, ejecutados en integración continua ante cada cambio: aislamiento por tenant (</w:t>
       </w:r>
       <w:r>
         <w:rPr>

--- a/docs/ipi/IPI-CONSTRUCTA.docx
+++ b/docs/ipi/IPI-CONSTRUCTA.docx
@@ -3089,7 +3089,7 @@
                 <w:color w:val="1A2329"/>
                 <w:sz w:val="20"/>
               </w:rPr>
-              <w:t>Implementado, alcance acotado</w:t>
+              <w:t>Implementado</w:t>
             </w:r>
           </w:p>
         </w:tc>
@@ -3108,7 +3108,27 @@
                 <w:color w:val="1A2329"/>
                 <w:sz w:val="20"/>
               </w:rPr>
-              <w:t>Panel de obras con indicadores numéricos (total, en progreso, planificadas, completadas) y vista resumen por obra.</w:t>
+              <w:t xml:space="preserve">Panel de obra con trece indicadores servidos en una sola llamada: avance real ponderado por duración, avance planificado, índice de desempeño del cronograma (SPI), fecha de fin proyectada, salud de la ruta crítica, desvío contra la línea base, estado de hitos, ejecución de materiales, alertas por severidad, cuello de botella, y una curva de evolución planificado/real historizada día a día por un job del planificador. Cada bloque declara si el dato está disponible y por qué no lo está, en vez de completar con ceros. Diseño documentado en </w:t>
+            </w:r>
+            <w:r>
+              <w:rPr>
+                <w:rFonts w:ascii="Consolas" w:hAnsi="Consolas"/>
+                <w:b w:val="0"/>
+                <w:i w:val="0"/>
+                <w:color w:val="1A2329"/>
+                <w:sz w:val="19"/>
+              </w:rPr>
+              <w:t>docs/features/dashboard-indicadores-obra.md</w:t>
+            </w:r>
+            <w:r>
+              <w:rPr>
+                <w:rFonts w:ascii="Calibri" w:hAnsi="Calibri"/>
+                <w:b w:val="0"/>
+                <w:i w:val="0"/>
+                <w:color w:val="1A2329"/>
+                <w:sz w:val="20"/>
+              </w:rPr>
+              <w:t xml:space="preserve"> (09/09/2026) e implementación en tres etapas incrementales cerrada el 10/09/2026.</w:t>
             </w:r>
           </w:p>
         </w:tc>
@@ -3127,7 +3147,7 @@
                 <w:color w:val="1A2329"/>
                 <w:sz w:val="20"/>
               </w:rPr>
-              <w:t>Los indicadores son principalmente numéricos; podrían ampliarse a gráficos de evolución en el tiempo.</w:t>
+              <w:t>El toggle semana/mes de la curva de avance quedó acotado a semanal; el detalle por responsable de la concentración de retrasos se restringe a administradores por diseño, no por limitación técnica.</w:t>
             </w:r>
           </w:p>
         </w:tc>
@@ -3669,7 +3689,7 @@
           <w:color w:val="1A2329"/>
           <w:sz w:val="22"/>
         </w:rPr>
-        <w:t>Como respaldo transversal a varios de estos objetivos, la suite automatizada del backend alcanza 559 tests distribuidos en 49 archivos (ejecutados en integración continua), que cubren aislamiento por tenant, autenticación, rate limiting e importaciones, sumados a 25 pruebas de frontend sobre la lógica de alertas; no existen todavía pruebas de extremo a extremo (véase Pruebas).</w:t>
+        <w:t>Como respaldo transversal a varios de estos objetivos, la suite automatizada del backend alcanza 603 tests distribuidos en 54 archivos (ejecutados en integración continua), que cubren aislamiento por tenant, autenticación, rate limiting e importaciones, sumados a 49 pruebas de frontend sobre la lógica de alertas; no existen todavía pruebas de extremo a extremo (véase Pruebas).</w:t>
       </w:r>
     </w:p>
     <w:p>
@@ -10639,6 +10659,184 @@
     </w:p>
     <w:p>
       <w:pPr>
+        <w:spacing w:after="160" w:lineRule="auto" w:line="276"/>
+        <w:jc w:val="both"/>
+      </w:pPr>
+      <w:r>
+        <w:rPr>
+          <w:rFonts w:ascii="Calibri" w:hAnsi="Calibri"/>
+          <w:b/>
+          <w:i w:val="0"/>
+          <w:color w:val="1A2329"/>
+          <w:sz w:val="22"/>
+        </w:rPr>
+        <w:t>Dashboard de Indicadores</w:t>
+      </w:r>
+    </w:p>
+    <w:p>
+      <w:pPr>
+        <w:pStyle w:val="ListBullet"/>
+        <w:spacing w:after="60"/>
+        <w:jc w:val="both"/>
+      </w:pPr>
+      <w:r>
+        <w:rPr>
+          <w:rFonts w:ascii="Calibri" w:hAnsi="Calibri"/>
+          <w:b/>
+          <w:i w:val="0"/>
+          <w:color w:val="1A2329"/>
+          <w:sz w:val="22"/>
+        </w:rPr>
+        <w:t>RF-77:</w:t>
+      </w:r>
+      <w:r>
+        <w:rPr>
+          <w:rFonts w:ascii="Calibri" w:hAnsi="Calibri"/>
+          <w:b w:val="0"/>
+          <w:i w:val="0"/>
+          <w:color w:val="1A2329"/>
+          <w:sz w:val="22"/>
+        </w:rPr>
+        <w:t xml:space="preserve"> El sistema debe calcular el avance real de una obra ponderado por la duración planificada de cada tarea (días laborables), de modo que una tarea de veinte días pese veinte veces más que una de un día.</w:t>
+      </w:r>
+    </w:p>
+    <w:p>
+      <w:pPr>
+        <w:pStyle w:val="ListBullet"/>
+        <w:spacing w:after="60"/>
+        <w:jc w:val="both"/>
+      </w:pPr>
+      <w:r>
+        <w:rPr>
+          <w:rFonts w:ascii="Calibri" w:hAnsi="Calibri"/>
+          <w:b/>
+          <w:i w:val="0"/>
+          <w:color w:val="1A2329"/>
+          <w:sz w:val="22"/>
+        </w:rPr>
+        <w:t>RF-78:</w:t>
+      </w:r>
+      <w:r>
+        <w:rPr>
+          <w:rFonts w:ascii="Calibri" w:hAnsi="Calibri"/>
+          <w:b w:val="0"/>
+          <w:i w:val="0"/>
+          <w:color w:val="1A2329"/>
+          <w:sz w:val="22"/>
+        </w:rPr>
+        <w:t xml:space="preserve"> El sistema debe calcular el avance planificado a la fecha, el índice de desempeño del cronograma (SPI) resultante de comparar ambos, y proyectar la fecha de fin de obra a partir del ritmo de avance vigente.</w:t>
+      </w:r>
+    </w:p>
+    <w:p>
+      <w:pPr>
+        <w:pStyle w:val="ListBullet"/>
+        <w:spacing w:after="60"/>
+        <w:jc w:val="both"/>
+      </w:pPr>
+      <w:r>
+        <w:rPr>
+          <w:rFonts w:ascii="Calibri" w:hAnsi="Calibri"/>
+          <w:b/>
+          <w:i w:val="0"/>
+          <w:color w:val="1A2329"/>
+          <w:sz w:val="22"/>
+        </w:rPr>
+        <w:t>RF-79:</w:t>
+      </w:r>
+      <w:r>
+        <w:rPr>
+          <w:rFonts w:ascii="Calibri" w:hAnsi="Calibri"/>
+          <w:b w:val="0"/>
+          <w:i w:val="0"/>
+          <w:color w:val="1A2329"/>
+          <w:sz w:val="22"/>
+        </w:rPr>
+        <w:t xml:space="preserve"> El sistema debe agregar en el panel de obra la salud de la ruta crítica (cantidad de tareas críticas, en riesgo y con holgura, y la cobertura del cálculo) y el desvío del cronograma actual respecto de la línea base guardada.</w:t>
+      </w:r>
+    </w:p>
+    <w:p>
+      <w:pPr>
+        <w:pStyle w:val="ListBullet"/>
+        <w:spacing w:after="60"/>
+        <w:jc w:val="both"/>
+      </w:pPr>
+      <w:r>
+        <w:rPr>
+          <w:rFonts w:ascii="Calibri" w:hAnsi="Calibri"/>
+          <w:b/>
+          <w:i w:val="0"/>
+          <w:color w:val="1A2329"/>
+          <w:sz w:val="22"/>
+        </w:rPr>
+        <w:t>RF-80:</w:t>
+      </w:r>
+      <w:r>
+        <w:rPr>
+          <w:rFonts w:ascii="Calibri" w:hAnsi="Calibri"/>
+          <w:b w:val="0"/>
+          <w:i w:val="0"/>
+          <w:color w:val="1A2329"/>
+          <w:sz w:val="22"/>
+        </w:rPr>
+        <w:t xml:space="preserve"> El sistema debe mostrar el estado de cada hito de la obra (cumplido, cumplido con demora, en riesgo o pendiente) en el panel.</w:t>
+      </w:r>
+    </w:p>
+    <w:p>
+      <w:pPr>
+        <w:pStyle w:val="ListBullet"/>
+        <w:spacing w:after="60"/>
+        <w:jc w:val="both"/>
+      </w:pPr>
+      <w:r>
+        <w:rPr>
+          <w:rFonts w:ascii="Calibri" w:hAnsi="Calibri"/>
+          <w:b/>
+          <w:i w:val="0"/>
+          <w:color w:val="1A2329"/>
+          <w:sz w:val="22"/>
+        </w:rPr>
+        <w:t>RF-81:</w:t>
+      </w:r>
+      <w:r>
+        <w:rPr>
+          <w:rFonts w:ascii="Calibri" w:hAnsi="Calibri"/>
+          <w:b w:val="0"/>
+          <w:i w:val="0"/>
+          <w:color w:val="1A2329"/>
+          <w:sz w:val="22"/>
+        </w:rPr>
+        <w:t xml:space="preserve"> El sistema debe mostrar la ejecución de materiales de la obra (porcentaje comprometido y recibido respecto del estimado) y su alineación con el avance real.</w:t>
+      </w:r>
+    </w:p>
+    <w:p>
+      <w:pPr>
+        <w:pStyle w:val="ListBullet"/>
+        <w:spacing w:after="60"/>
+        <w:jc w:val="both"/>
+      </w:pPr>
+      <w:r>
+        <w:rPr>
+          <w:rFonts w:ascii="Calibri" w:hAnsi="Calibri"/>
+          <w:b/>
+          <w:i w:val="0"/>
+          <w:color w:val="1A2329"/>
+          <w:sz w:val="22"/>
+        </w:rPr>
+        <w:t>RF-82:</w:t>
+      </w:r>
+      <w:r>
+        <w:rPr>
+          <w:rFonts w:ascii="Calibri" w:hAnsi="Calibri"/>
+          <w:b w:val="0"/>
+          <w:i w:val="0"/>
+          <w:color w:val="1A2329"/>
+          <w:sz w:val="22"/>
+        </w:rPr>
+        <w:t xml:space="preserve"> El sistema debe historizar diariamente el avance de cada obra activa y presentar su evolución planificada frente a la real en un gráfico temporal, además de exponer en el panel la concentración de retrasos por tarea y por responsable y la precisión histórica de estimación por disciplina, restringiendo el detalle por responsable a usuarios administradores.</w:t>
+      </w:r>
+    </w:p>
+    <w:p>
+      <w:pPr>
         <w:keepNext/>
         <w:spacing w:before="200" w:after="80"/>
       </w:pPr>
@@ -13536,7 +13734,7 @@
           <w:color w:val="1A2329"/>
           <w:sz w:val="22"/>
         </w:rPr>
-        <w:t xml:space="preserve">, con una rama de control de versiones (Git) por cada etapa del plan, integrada al tronco principal tras su verificación. Cada cambio en el modelo de datos se materializó en una migración versionada (setenta y una en total, </w:t>
+        <w:t xml:space="preserve">, con una rama de control de versiones (Git) por cada etapa del plan, integrada al tronco principal tras su verificación. Cada cambio en el modelo de datos se materializó en una migración versionada (setenta y cuatro en total, </w:t>
       </w:r>
       <w:r>
         <w:rPr>
@@ -13566,7 +13764,7 @@
           <w:color w:val="1A2329"/>
           <w:sz w:val="21"/>
         </w:rPr>
-        <w:t>0071</w:t>
+        <w:t>0074</w:t>
       </w:r>
       <w:r>
         <w:rPr>
@@ -15312,37 +15510,6 @@
     </w:p>
     <w:p>
       <w:pPr>
-        <w:keepNext/>
-        <w:spacing w:before="200" w:after="80"/>
-      </w:pPr>
-      <w:r>
-        <w:rPr>
-          <w:rFonts w:ascii="Calibri" w:hAnsi="Calibri"/>
-          <w:b/>
-          <w:color w:val="1A2329"/>
-          <w:sz w:val="26"/>
-        </w:rPr>
-        <w:t>Pruebas</w:t>
-      </w:r>
-    </w:p>
-    <w:p>
-      <w:pPr>
-        <w:spacing w:after="160" w:lineRule="auto" w:line="276"/>
-        <w:jc w:val="both"/>
-      </w:pPr>
-      <w:r>
-        <w:rPr>
-          <w:rFonts w:ascii="Calibri" w:hAnsi="Calibri"/>
-          <w:b w:val="0"/>
-          <w:i w:val="0"/>
-          <w:color w:val="1A2329"/>
-          <w:sz w:val="22"/>
-        </w:rPr>
-        <w:t>La estrategia de verificación combinó distintos niveles:</w:t>
-      </w:r>
-    </w:p>
-    <w:p>
-      <w:pPr>
         <w:pStyle w:val="ListBullet"/>
         <w:spacing w:after="60"/>
         <w:jc w:val="both"/>
@@ -15355,17 +15522,17 @@
           <w:color w:val="1A2329"/>
           <w:sz w:val="22"/>
         </w:rPr>
-        <w:t>Plan de pruebas:</w:t>
-      </w:r>
-      <w:r>
-        <w:rPr>
-          <w:rFonts w:ascii="Calibri" w:hAnsi="Calibri"/>
-          <w:b w:val="0"/>
-          <w:i w:val="0"/>
-          <w:color w:val="1A2329"/>
-          <w:sz w:val="22"/>
-        </w:rPr>
-        <w:t xml:space="preserve"> se mantiene un conjunto de casos de prueba manuales documentados en </w:t>
+        <w:t>Módulo de dashboard de indicadores:</w:t>
+      </w:r>
+      <w:r>
+        <w:rPr>
+          <w:rFonts w:ascii="Calibri" w:hAnsi="Calibri"/>
+          <w:b w:val="0"/>
+          <w:i w:val="0"/>
+          <w:color w:val="1A2329"/>
+          <w:sz w:val="22"/>
+        </w:rPr>
+        <w:t xml:space="preserve"> reemplaza el panel de obra original —que contaba tareas completadas sin ponderar su tamaño— por trece indicadores servidos en una sola llamada (</w:t>
       </w:r>
       <w:r>
         <w:rPr>
@@ -15375,17 +15542,268 @@
           <w:color w:val="1A2329"/>
           <w:sz w:val="21"/>
         </w:rPr>
-        <w:t>docs/referencia/casos_de_prueba.md</w:t>
-      </w:r>
-      <w:r>
-        <w:rPr>
-          <w:rFonts w:ascii="Calibri" w:hAnsi="Calibri"/>
-          <w:b w:val="0"/>
-          <w:i w:val="0"/>
-          <w:color w:val="1A2329"/>
-          <w:sz w:val="22"/>
-        </w:rPr>
-        <w:t>.</w:t>
+        <w:t>GET /obras/{id}/dashboard</w:t>
+      </w:r>
+      <w:r>
+        <w:rPr>
+          <w:rFonts w:ascii="Calibri" w:hAnsi="Calibri"/>
+          <w:b w:val="0"/>
+          <w:i w:val="0"/>
+          <w:color w:val="1A2329"/>
+          <w:sz w:val="22"/>
+        </w:rPr>
+        <w:t>), diseñados primero como documento (</w:t>
+      </w:r>
+      <w:r>
+        <w:rPr>
+          <w:rFonts w:ascii="Consolas" w:hAnsi="Consolas"/>
+          <w:b w:val="0"/>
+          <w:i w:val="0"/>
+          <w:color w:val="1A2329"/>
+          <w:sz w:val="21"/>
+        </w:rPr>
+        <w:t>docs/features/dashboard-indicadores-obra.md</w:t>
+      </w:r>
+      <w:r>
+        <w:rPr>
+          <w:rFonts w:ascii="Calibri" w:hAnsi="Calibri"/>
+          <w:b w:val="0"/>
+          <w:i w:val="0"/>
+          <w:color w:val="1A2329"/>
+          <w:sz w:val="22"/>
+        </w:rPr>
+        <w:t xml:space="preserve">) y luego implementados en tres etapas incrementales. El </w:t>
+      </w:r>
+      <w:r>
+        <w:rPr>
+          <w:rFonts w:ascii="Calibri" w:hAnsi="Calibri"/>
+          <w:b/>
+          <w:i w:val="0"/>
+          <w:color w:val="1A2329"/>
+          <w:sz w:val="22"/>
+        </w:rPr>
+        <w:t>avance real</w:t>
+      </w:r>
+      <w:r>
+        <w:rPr>
+          <w:rFonts w:ascii="Calibri" w:hAnsi="Calibri"/>
+          <w:b w:val="0"/>
+          <w:i w:val="0"/>
+          <w:color w:val="1A2329"/>
+          <w:sz w:val="22"/>
+        </w:rPr>
+        <w:t xml:space="preserve"> se pondera por la duración planificada de cada tarea en días laborables, y se compara contra el </w:t>
+      </w:r>
+      <w:r>
+        <w:rPr>
+          <w:rFonts w:ascii="Calibri" w:hAnsi="Calibri"/>
+          <w:b/>
+          <w:i w:val="0"/>
+          <w:color w:val="1A2329"/>
+          <w:sz w:val="22"/>
+        </w:rPr>
+        <w:t>avance planificado</w:t>
+      </w:r>
+      <w:r>
+        <w:rPr>
+          <w:rFonts w:ascii="Calibri" w:hAnsi="Calibri"/>
+          <w:b w:val="0"/>
+          <w:i w:val="0"/>
+          <w:color w:val="1A2329"/>
+          <w:sz w:val="22"/>
+        </w:rPr>
+        <w:t xml:space="preserve"> a la fecha para obtener el </w:t>
+      </w:r>
+      <w:r>
+        <w:rPr>
+          <w:rFonts w:ascii="Calibri" w:hAnsi="Calibri"/>
+          <w:b/>
+          <w:i w:val="0"/>
+          <w:color w:val="1A2329"/>
+          <w:sz w:val="22"/>
+        </w:rPr>
+        <w:t>índice de desempeño del cronograma (SPI)</w:t>
+      </w:r>
+      <w:r>
+        <w:rPr>
+          <w:rFonts w:ascii="Calibri" w:hAnsi="Calibri"/>
+          <w:b w:val="0"/>
+          <w:i w:val="0"/>
+          <w:color w:val="1A2329"/>
+          <w:sz w:val="22"/>
+        </w:rPr>
+        <w:t xml:space="preserve">, del que además se deriva una </w:t>
+      </w:r>
+      <w:r>
+        <w:rPr>
+          <w:rFonts w:ascii="Calibri" w:hAnsi="Calibri"/>
+          <w:b/>
+          <w:i w:val="0"/>
+          <w:color w:val="1A2329"/>
+          <w:sz w:val="22"/>
+        </w:rPr>
+        <w:t>fecha de fin proyectada</w:t>
+      </w:r>
+      <w:r>
+        <w:rPr>
+          <w:rFonts w:ascii="Calibri" w:hAnsi="Calibri"/>
+          <w:b w:val="0"/>
+          <w:i w:val="0"/>
+          <w:color w:val="1A2329"/>
+          <w:sz w:val="22"/>
+        </w:rPr>
+        <w:t xml:space="preserve">. Se agregan en el mismo panel la </w:t>
+      </w:r>
+      <w:r>
+        <w:rPr>
+          <w:rFonts w:ascii="Calibri" w:hAnsi="Calibri"/>
+          <w:b/>
+          <w:i w:val="0"/>
+          <w:color w:val="1A2329"/>
+          <w:sz w:val="22"/>
+        </w:rPr>
+        <w:t>salud de la ruta crítica</w:t>
+      </w:r>
+      <w:r>
+        <w:rPr>
+          <w:rFonts w:ascii="Calibri" w:hAnsi="Calibri"/>
+          <w:b w:val="0"/>
+          <w:i w:val="0"/>
+          <w:color w:val="1A2329"/>
+          <w:sz w:val="22"/>
+        </w:rPr>
+        <w:t xml:space="preserve"> (tareas críticas, en riesgo y holgura mediana, con su porcentaje de cobertura), el </w:t>
+      </w:r>
+      <w:r>
+        <w:rPr>
+          <w:rFonts w:ascii="Calibri" w:hAnsi="Calibri"/>
+          <w:b/>
+          <w:i w:val="0"/>
+          <w:color w:val="1A2329"/>
+          <w:sz w:val="22"/>
+        </w:rPr>
+        <w:t>desvío contra la línea base</w:t>
+      </w:r>
+      <w:r>
+        <w:rPr>
+          <w:rFonts w:ascii="Calibri" w:hAnsi="Calibri"/>
+          <w:b w:val="0"/>
+          <w:i w:val="0"/>
+          <w:color w:val="1A2329"/>
+          <w:sz w:val="22"/>
+        </w:rPr>
+        <w:t xml:space="preserve"> guardada, el </w:t>
+      </w:r>
+      <w:r>
+        <w:rPr>
+          <w:rFonts w:ascii="Calibri" w:hAnsi="Calibri"/>
+          <w:b/>
+          <w:i w:val="0"/>
+          <w:color w:val="1A2329"/>
+          <w:sz w:val="22"/>
+        </w:rPr>
+        <w:t>estado de cada hito</w:t>
+      </w:r>
+      <w:r>
+        <w:rPr>
+          <w:rFonts w:ascii="Calibri" w:hAnsi="Calibri"/>
+          <w:b w:val="0"/>
+          <w:i w:val="0"/>
+          <w:color w:val="1A2329"/>
+          <w:sz w:val="22"/>
+        </w:rPr>
+        <w:t xml:space="preserve"> (cumplido, cumplido con demora, en riesgo o pendiente) y la </w:t>
+      </w:r>
+      <w:r>
+        <w:rPr>
+          <w:rFonts w:ascii="Calibri" w:hAnsi="Calibri"/>
+          <w:b/>
+          <w:i w:val="0"/>
+          <w:color w:val="1A2329"/>
+          <w:sz w:val="22"/>
+        </w:rPr>
+        <w:t>ejecución de materiales</w:t>
+      </w:r>
+      <w:r>
+        <w:rPr>
+          <w:rFonts w:ascii="Calibri" w:hAnsi="Calibri"/>
+          <w:b w:val="0"/>
+          <w:i w:val="0"/>
+          <w:color w:val="1A2329"/>
+          <w:sz w:val="22"/>
+        </w:rPr>
+        <w:t xml:space="preserve"> frente al estimado, con un indicador de alineación entre lo recibido y el avance real. Cada bloque declara explícitamente si el dato está disponible y por qué no, en vez de mostrar un cero cuando no hay información suficiente —por ejemplo, sin línea base guardada el bloque correspondiente no se calcula, no se completa con ceros—. Para la </w:t>
+      </w:r>
+      <w:r>
+        <w:rPr>
+          <w:rFonts w:ascii="Calibri" w:hAnsi="Calibri"/>
+          <w:b/>
+          <w:i w:val="0"/>
+          <w:color w:val="1A2329"/>
+          <w:sz w:val="22"/>
+        </w:rPr>
+        <w:t>evolución histórica</w:t>
+      </w:r>
+      <w:r>
+        <w:rPr>
+          <w:rFonts w:ascii="Calibri" w:hAnsi="Calibri"/>
+          <w:b w:val="0"/>
+          <w:i w:val="0"/>
+          <w:color w:val="1A2329"/>
+          <w:sz w:val="22"/>
+        </w:rPr>
+        <w:t xml:space="preserve"> (curva de avance planificado vs. real en el tiempo) se agregó una tabla nueva (</w:t>
+      </w:r>
+      <w:r>
+        <w:rPr>
+          <w:rFonts w:ascii="Consolas" w:hAnsi="Consolas"/>
+          <w:b w:val="0"/>
+          <w:i w:val="0"/>
+          <w:color w:val="1A2329"/>
+          <w:sz w:val="21"/>
+        </w:rPr>
+        <w:t>obra_progress_daily</w:t>
+      </w:r>
+      <w:r>
+        <w:rPr>
+          <w:rFonts w:ascii="Calibri" w:hAnsi="Calibri"/>
+          <w:b w:val="0"/>
+          <w:i w:val="0"/>
+          <w:color w:val="1A2329"/>
+          <w:sz w:val="22"/>
+        </w:rPr>
+        <w:t>) que un job diario del planificador completa hacia adelante, sin reconstruir el pasado desde el historial de eventos por ser una operación frágil; el ajuste no fue trivial, porque el punto semanal del gráfico y la fila guardada por el job rara vez caen en la misma fecha exacta —se emparejan por cercanía, con una tolerancia de tres días—. Por último, un acordeón colapsado por defecto expone dos métricas que el sistema ya calculaba mensualmente pero que hasta ahora solo alimentaban un informe interno sin consumo desde la aplicación: la concentración de retrasos (regla 80/20, por tarea y por responsable) y la precisión histórica de estimación por disciplina; el detalle por responsable se filtra en el backend y solo se envía a usuarios administradores, para no convertir una herramienta de coordinación en una de evaluación de desempeño individual.</w:t>
+      </w:r>
+    </w:p>
+    <w:p>
+      <w:pPr>
+        <w:keepNext/>
+        <w:spacing w:before="200" w:after="80"/>
+      </w:pPr>
+      <w:r>
+        <w:rPr>
+          <w:rFonts w:ascii="Calibri" w:hAnsi="Calibri"/>
+          <w:b/>
+          <w:color w:val="1A2329"/>
+          <w:sz w:val="26"/>
+        </w:rPr>
+        <w:t>Pruebas</w:t>
+      </w:r>
+    </w:p>
+    <w:p>
+      <w:pPr>
+        <w:spacing w:after="160" w:lineRule="auto" w:line="276"/>
+        <w:jc w:val="both"/>
+      </w:pPr>
+      <w:r>
+        <w:rPr>
+          <w:rFonts w:ascii="Calibri" w:hAnsi="Calibri"/>
+          <w:b w:val="0"/>
+          <w:i w:val="0"/>
+          <w:color w:val="1A2329"/>
+          <w:sz w:val="22"/>
+        </w:rPr>
+        <w:t>La estrategia de verificación combinó distintos niveles:</w:t>
       </w:r>
     </w:p>
     <w:p>
@@ -15402,17 +15820,37 @@
           <w:color w:val="1A2329"/>
           <w:sz w:val="22"/>
         </w:rPr>
-        <w:t>Pruebas funcionales y de aceptación:</w:t>
-      </w:r>
-      <w:r>
-        <w:rPr>
-          <w:rFonts w:ascii="Calibri" w:hAnsi="Calibri"/>
-          <w:b w:val="0"/>
-          <w:i w:val="0"/>
-          <w:color w:val="1A2329"/>
-          <w:sz w:val="22"/>
-        </w:rPr>
-        <w:t xml:space="preserve"> cada módulo se verificó ejecutando la aplicación en el navegador contra el backend real, comprobando el comportamiento esperado de las interacciones (por ejemplo, el relleno por arrastre con encadenado de fechas persistiendo en la base, o el flujo completo de la bitácora por voz).</w:t>
+        <w:t>Plan de pruebas:</w:t>
+      </w:r>
+      <w:r>
+        <w:rPr>
+          <w:rFonts w:ascii="Calibri" w:hAnsi="Calibri"/>
+          <w:b w:val="0"/>
+          <w:i w:val="0"/>
+          <w:color w:val="1A2329"/>
+          <w:sz w:val="22"/>
+        </w:rPr>
+        <w:t xml:space="preserve"> se mantiene un conjunto de casos de prueba manuales documentados en </w:t>
+      </w:r>
+      <w:r>
+        <w:rPr>
+          <w:rFonts w:ascii="Consolas" w:hAnsi="Consolas"/>
+          <w:b w:val="0"/>
+          <w:i w:val="0"/>
+          <w:color w:val="1A2329"/>
+          <w:sz w:val="21"/>
+        </w:rPr>
+        <w:t>docs/referencia/casos_de_prueba.md</w:t>
+      </w:r>
+      <w:r>
+        <w:rPr>
+          <w:rFonts w:ascii="Calibri" w:hAnsi="Calibri"/>
+          <w:b w:val="0"/>
+          <w:i w:val="0"/>
+          <w:color w:val="1A2329"/>
+          <w:sz w:val="22"/>
+        </w:rPr>
+        <w:t>.</w:t>
       </w:r>
     </w:p>
     <w:p>
@@ -15429,17 +15867,17 @@
           <w:color w:val="1A2329"/>
           <w:sz w:val="22"/>
         </w:rPr>
-        <w:t>Pruebas de integración:</w:t>
-      </w:r>
-      <w:r>
-        <w:rPr>
-          <w:rFonts w:ascii="Calibri" w:hAnsi="Calibri"/>
-          <w:b w:val="0"/>
-          <w:i w:val="0"/>
-          <w:color w:val="1A2329"/>
-          <w:sz w:val="22"/>
-        </w:rPr>
-        <w:t xml:space="preserve"> se verificaron de extremo a extremo los flujos que atraviesan varias capas e integraciones, como el envío de una nota de voz por WhatsApp → transcripción → análisis con IA → registro en la bitácora, y la lectura y comparación de presupuestos con el modelo de lenguaje.</w:t>
+        <w:t>Pruebas funcionales y de aceptación:</w:t>
+      </w:r>
+      <w:r>
+        <w:rPr>
+          <w:rFonts w:ascii="Calibri" w:hAnsi="Calibri"/>
+          <w:b w:val="0"/>
+          <w:i w:val="0"/>
+          <w:color w:val="1A2329"/>
+          <w:sz w:val="22"/>
+        </w:rPr>
+        <w:t xml:space="preserve"> cada módulo se verificó ejecutando la aplicación en el navegador contra el backend real, comprobando el comportamiento esperado de las interacciones (por ejemplo, el relleno por arrastre con encadenado de fechas persistiendo en la base, o el flujo completo de la bitácora por voz).</w:t>
       </w:r>
     </w:p>
     <w:p>
@@ -15456,57 +15894,17 @@
           <w:color w:val="1A2329"/>
           <w:sz w:val="22"/>
         </w:rPr>
-        <w:t>Verificación de regresiones:</w:t>
-      </w:r>
-      <w:r>
-        <w:rPr>
-          <w:rFonts w:ascii="Calibri" w:hAnsi="Calibri"/>
-          <w:b w:val="0"/>
-          <w:i w:val="0"/>
-          <w:color w:val="1A2329"/>
-          <w:sz w:val="22"/>
-        </w:rPr>
-        <w:t xml:space="preserve"> ante cada cambio se ejecutó la verificación de tipos (</w:t>
-      </w:r>
-      <w:r>
-        <w:rPr>
-          <w:rFonts w:ascii="Consolas" w:hAnsi="Consolas"/>
-          <w:b w:val="0"/>
-          <w:i w:val="0"/>
-          <w:color w:val="1A2329"/>
-          <w:sz w:val="21"/>
-        </w:rPr>
-        <w:t>tsc</w:t>
-      </w:r>
-      <w:r>
-        <w:rPr>
-          <w:rFonts w:ascii="Calibri" w:hAnsi="Calibri"/>
-          <w:b w:val="0"/>
-          <w:i w:val="0"/>
-          <w:color w:val="1A2329"/>
-          <w:sz w:val="22"/>
-        </w:rPr>
-        <w:t xml:space="preserve">) y la compilación de producción del frontend, y se realizó una auditoría general de la aplicación documentada en </w:t>
-      </w:r>
-      <w:r>
-        <w:rPr>
-          <w:rFonts w:ascii="Consolas" w:hAnsi="Consolas"/>
-          <w:b w:val="0"/>
-          <w:i w:val="0"/>
-          <w:color w:val="1A2329"/>
-          <w:sz w:val="21"/>
-        </w:rPr>
-        <w:t>docs/auditoria/auditoria-general.md</w:t>
-      </w:r>
-      <w:r>
-        <w:rPr>
-          <w:rFonts w:ascii="Calibri" w:hAnsi="Calibri"/>
-          <w:b w:val="0"/>
-          <w:i w:val="0"/>
-          <w:color w:val="1A2329"/>
-          <w:sz w:val="22"/>
-        </w:rPr>
-        <w:t>.</w:t>
+        <w:t>Pruebas de integración:</w:t>
+      </w:r>
+      <w:r>
+        <w:rPr>
+          <w:rFonts w:ascii="Calibri" w:hAnsi="Calibri"/>
+          <w:b w:val="0"/>
+          <w:i w:val="0"/>
+          <w:color w:val="1A2329"/>
+          <w:sz w:val="22"/>
+        </w:rPr>
+        <w:t xml:space="preserve"> se verificaron de extremo a extremo los flujos que atraviesan varias capas e integraciones, como el envío de una nota de voz por WhatsApp → transcripción → análisis con IA → registro en la bitácora, y la lectura y comparación de presupuestos con el modelo de lenguaje.</w:t>
       </w:r>
     </w:p>
     <w:p>
@@ -15523,6 +15921,73 @@
           <w:color w:val="1A2329"/>
           <w:sz w:val="22"/>
         </w:rPr>
+        <w:t>Verificación de regresiones:</w:t>
+      </w:r>
+      <w:r>
+        <w:rPr>
+          <w:rFonts w:ascii="Calibri" w:hAnsi="Calibri"/>
+          <w:b w:val="0"/>
+          <w:i w:val="0"/>
+          <w:color w:val="1A2329"/>
+          <w:sz w:val="22"/>
+        </w:rPr>
+        <w:t xml:space="preserve"> ante cada cambio se ejecutó la verificación de tipos (</w:t>
+      </w:r>
+      <w:r>
+        <w:rPr>
+          <w:rFonts w:ascii="Consolas" w:hAnsi="Consolas"/>
+          <w:b w:val="0"/>
+          <w:i w:val="0"/>
+          <w:color w:val="1A2329"/>
+          <w:sz w:val="21"/>
+        </w:rPr>
+        <w:t>tsc</w:t>
+      </w:r>
+      <w:r>
+        <w:rPr>
+          <w:rFonts w:ascii="Calibri" w:hAnsi="Calibri"/>
+          <w:b w:val="0"/>
+          <w:i w:val="0"/>
+          <w:color w:val="1A2329"/>
+          <w:sz w:val="22"/>
+        </w:rPr>
+        <w:t xml:space="preserve">) y la compilación de producción del frontend, y se realizó una auditoría general de la aplicación documentada en </w:t>
+      </w:r>
+      <w:r>
+        <w:rPr>
+          <w:rFonts w:ascii="Consolas" w:hAnsi="Consolas"/>
+          <w:b w:val="0"/>
+          <w:i w:val="0"/>
+          <w:color w:val="1A2329"/>
+          <w:sz w:val="21"/>
+        </w:rPr>
+        <w:t>docs/auditoria/auditoria-general.md</w:t>
+      </w:r>
+      <w:r>
+        <w:rPr>
+          <w:rFonts w:ascii="Calibri" w:hAnsi="Calibri"/>
+          <w:b w:val="0"/>
+          <w:i w:val="0"/>
+          <w:color w:val="1A2329"/>
+          <w:sz w:val="22"/>
+        </w:rPr>
+        <w:t>.</w:t>
+      </w:r>
+    </w:p>
+    <w:p>
+      <w:pPr>
+        <w:pStyle w:val="ListBullet"/>
+        <w:spacing w:after="60"/>
+        <w:jc w:val="both"/>
+      </w:pPr>
+      <w:r>
+        <w:rPr>
+          <w:rFonts w:ascii="Calibri" w:hAnsi="Calibri"/>
+          <w:b/>
+          <w:i w:val="0"/>
+          <w:color w:val="1A2329"/>
+          <w:sz w:val="22"/>
+        </w:rPr>
         <w:t>Auditoría técnica sistemática:</w:t>
       </w:r>
       <w:r>
@@ -15633,7 +16098,7 @@
           <w:color w:val="1A2329"/>
           <w:sz w:val="22"/>
         </w:rPr>
-        <w:t>), cuya remediación se completó entre el 21 y el 28 de agosto de 2026. La suite automatizada creció a 559 tests distribuidos en 49 archivos, ejecutados en integración continua ante cada cambio: aislamiento por tenant (</w:t>
+        <w:t>), cuya remediación se completó entre el 21 y el 28 de agosto de 2026. La suite automatizada creció a 603 tests distribuidos en 54 archivos, ejecutados en integración continua ante cada cambio: aislamiento por tenant (</w:t>
       </w:r>
       <w:r>
         <w:rPr>
@@ -15673,7 +16138,107 @@
           <w:color w:val="1A2329"/>
           <w:sz w:val="22"/>
         </w:rPr>
-        <w:t xml:space="preserve">, importaciones, robustez de infraestructura y un archivo por módulo auditado. A esa suite se sumaron 49 pruebas de frontend con </w:t>
+        <w:t>, importaciones, robustez de infraestructura y un archivo por módulo auditado, entre ellos los cinco del dashboard de indicadores (</w:t>
+      </w:r>
+      <w:r>
+        <w:rPr>
+          <w:rFonts w:ascii="Consolas" w:hAnsi="Consolas"/>
+          <w:b w:val="0"/>
+          <w:i w:val="0"/>
+          <w:color w:val="1A2329"/>
+          <w:sz w:val="21"/>
+        </w:rPr>
+        <w:t>test_dashboard_calc.py</w:t>
+      </w:r>
+      <w:r>
+        <w:rPr>
+          <w:rFonts w:ascii="Calibri" w:hAnsi="Calibri"/>
+          <w:b w:val="0"/>
+          <w:i w:val="0"/>
+          <w:color w:val="1A2329"/>
+          <w:sz w:val="22"/>
+        </w:rPr>
+        <w:t xml:space="preserve">, </w:t>
+      </w:r>
+      <w:r>
+        <w:rPr>
+          <w:rFonts w:ascii="Consolas" w:hAnsi="Consolas"/>
+          <w:b w:val="0"/>
+          <w:i w:val="0"/>
+          <w:color w:val="1A2329"/>
+          <w:sz w:val="21"/>
+        </w:rPr>
+        <w:t>test_obra_dashboard.py</w:t>
+      </w:r>
+      <w:r>
+        <w:rPr>
+          <w:rFonts w:ascii="Calibri" w:hAnsi="Calibri"/>
+          <w:b w:val="0"/>
+          <w:i w:val="0"/>
+          <w:color w:val="1A2329"/>
+          <w:sz w:val="22"/>
+        </w:rPr>
+        <w:t xml:space="preserve">, </w:t>
+      </w:r>
+      <w:r>
+        <w:rPr>
+          <w:rFonts w:ascii="Consolas" w:hAnsi="Consolas"/>
+          <w:b w:val="0"/>
+          <w:i w:val="0"/>
+          <w:color w:val="1A2329"/>
+          <w:sz w:val="21"/>
+        </w:rPr>
+        <w:t>test_obra_progress_daily.py</w:t>
+      </w:r>
+      <w:r>
+        <w:rPr>
+          <w:rFonts w:ascii="Calibri" w:hAnsi="Calibri"/>
+          <w:b w:val="0"/>
+          <w:i w:val="0"/>
+          <w:color w:val="1A2329"/>
+          <w:sz w:val="22"/>
+        </w:rPr>
+        <w:t xml:space="preserve">, </w:t>
+      </w:r>
+      <w:r>
+        <w:rPr>
+          <w:rFonts w:ascii="Consolas" w:hAnsi="Consolas"/>
+          <w:b w:val="0"/>
+          <w:i w:val="0"/>
+          <w:color w:val="1A2329"/>
+          <w:sz w:val="21"/>
+        </w:rPr>
+        <w:t>test_curva_s.py</w:t>
+      </w:r>
+      <w:r>
+        <w:rPr>
+          <w:rFonts w:ascii="Calibri" w:hAnsi="Calibri"/>
+          <w:b w:val="0"/>
+          <w:i w:val="0"/>
+          <w:color w:val="1A2329"/>
+          <w:sz w:val="22"/>
+        </w:rPr>
+        <w:t xml:space="preserve">, </w:t>
+      </w:r>
+      <w:r>
+        <w:rPr>
+          <w:rFonts w:ascii="Consolas" w:hAnsi="Consolas"/>
+          <w:b w:val="0"/>
+          <w:i w:val="0"/>
+          <w:color w:val="1A2329"/>
+          <w:sz w:val="21"/>
+        </w:rPr>
+        <w:t>test_monthly_insights.py</w:t>
+      </w:r>
+      <w:r>
+        <w:rPr>
+          <w:rFonts w:ascii="Calibri" w:hAnsi="Calibri"/>
+          <w:b w:val="0"/>
+          <w:i w:val="0"/>
+          <w:color w:val="1A2329"/>
+          <w:sz w:val="22"/>
+        </w:rPr>
+        <w:t xml:space="preserve">). A esa suite se sumaron 49 pruebas de frontend con </w:t>
       </w:r>
       <w:r>
         <w:rPr>
@@ -16731,6 +17296,236 @@
           </w:p>
         </w:tc>
       </w:tr>
+      <w:tr>
+        <w:tc>
+          <w:tcPr>
+            <w:tcW w:type="dxa" w:w="3120"/>
+            <w:shd w:val="clear" w:fill="F6F7F6"/>
+          </w:tcPr>
+          <w:p>
+            <w:r/>
+            <w:r>
+              <w:rPr>
+                <w:rFonts w:ascii="Calibri" w:hAnsi="Calibri"/>
+                <w:b w:val="0"/>
+                <w:i w:val="0"/>
+                <w:color w:val="1A2329"/>
+                <w:sz w:val="20"/>
+              </w:rPr>
+              <w:t>Avance ponderado sin línea base</w:t>
+            </w:r>
+          </w:p>
+        </w:tc>
+        <w:tc>
+          <w:tcPr>
+            <w:tcW w:type="dxa" w:w="3120"/>
+            <w:shd w:val="clear" w:fill="F6F7F6"/>
+          </w:tcPr>
+          <w:p>
+            <w:r/>
+            <w:r>
+              <w:rPr>
+                <w:rFonts w:ascii="Calibri" w:hAnsi="Calibri"/>
+                <w:b w:val="0"/>
+                <w:i w:val="0"/>
+                <w:color w:val="1A2329"/>
+                <w:sz w:val="20"/>
+              </w:rPr>
+              <w:t>Consultar el panel de una obra sin línea base guardada</w:t>
+            </w:r>
+          </w:p>
+        </w:tc>
+        <w:tc>
+          <w:tcPr>
+            <w:tcW w:type="dxa" w:w="3120"/>
+            <w:shd w:val="clear" w:fill="F6F7F6"/>
+          </w:tcPr>
+          <w:p>
+            <w:r/>
+            <w:r>
+              <w:rPr>
+                <w:rFonts w:ascii="Calibri" w:hAnsi="Calibri"/>
+                <w:b w:val="0"/>
+                <w:i w:val="0"/>
+                <w:color w:val="1A2329"/>
+                <w:sz w:val="20"/>
+              </w:rPr>
+              <w:t>El bloque de línea base indica que no está disponible y por qué, en vez de mostrar un desvío de 0 días.</w:t>
+            </w:r>
+          </w:p>
+        </w:tc>
+      </w:tr>
+      <w:tr>
+        <w:tc>
+          <w:tcPr>
+            <w:tcW w:type="dxa" w:w="3120"/>
+          </w:tcPr>
+          <w:p>
+            <w:r/>
+            <w:r>
+              <w:rPr>
+                <w:rFonts w:ascii="Calibri" w:hAnsi="Calibri"/>
+                <w:b w:val="0"/>
+                <w:i w:val="0"/>
+                <w:color w:val="1A2329"/>
+                <w:sz w:val="20"/>
+              </w:rPr>
+              <w:t>SPI en cero sin avance</w:t>
+            </w:r>
+          </w:p>
+        </w:tc>
+        <w:tc>
+          <w:tcPr>
+            <w:tcW w:type="dxa" w:w="3120"/>
+          </w:tcPr>
+          <w:p>
+            <w:r/>
+            <w:r>
+              <w:rPr>
+                <w:rFonts w:ascii="Calibri" w:hAnsi="Calibri"/>
+                <w:b w:val="0"/>
+                <w:i w:val="0"/>
+                <w:color w:val="1A2329"/>
+                <w:sz w:val="20"/>
+              </w:rPr>
+              <w:t>Consultar el panel de una obra con una tarea sin ningún avance pero con plan ya arrancado</w:t>
+            </w:r>
+          </w:p>
+        </w:tc>
+        <w:tc>
+          <w:tcPr>
+            <w:tcW w:type="dxa" w:w="3120"/>
+          </w:tcPr>
+          <w:p>
+            <w:r/>
+            <w:r>
+              <w:rPr>
+                <w:rFonts w:ascii="Calibri" w:hAnsi="Calibri"/>
+                <w:b w:val="0"/>
+                <w:i w:val="0"/>
+                <w:color w:val="1A2329"/>
+                <w:sz w:val="20"/>
+              </w:rPr>
+              <w:t>El SPI se calcula en 0.0 (no como error) y la fecha de fin proyectada se oculta por no ser confiable, en vez de dividir por cero.</w:t>
+            </w:r>
+          </w:p>
+        </w:tc>
+      </w:tr>
+      <w:tr>
+        <w:tc>
+          <w:tcPr>
+            <w:tcW w:type="dxa" w:w="3120"/>
+            <w:shd w:val="clear" w:fill="F6F7F6"/>
+          </w:tcPr>
+          <w:p>
+            <w:r/>
+            <w:r>
+              <w:rPr>
+                <w:rFonts w:ascii="Calibri" w:hAnsi="Calibri"/>
+                <w:b w:val="0"/>
+                <w:i w:val="0"/>
+                <w:color w:val="1A2329"/>
+                <w:sz w:val="20"/>
+              </w:rPr>
+              <w:t>Curva de avance con tracking desalineado</w:t>
+            </w:r>
+          </w:p>
+        </w:tc>
+        <w:tc>
+          <w:tcPr>
+            <w:tcW w:type="dxa" w:w="3120"/>
+            <w:shd w:val="clear" w:fill="F6F7F6"/>
+          </w:tcPr>
+          <w:p>
+            <w:r/>
+            <w:r>
+              <w:rPr>
+                <w:rFonts w:ascii="Calibri" w:hAnsi="Calibri"/>
+                <w:b w:val="0"/>
+                <w:i w:val="0"/>
+                <w:color w:val="1A2329"/>
+                <w:sz w:val="20"/>
+              </w:rPr>
+              <w:t>Consultar la curva de una obra cuyo job diario arrancó a trackear en un día de la semana distinto al de inicio de la obra</w:t>
+            </w:r>
+          </w:p>
+        </w:tc>
+        <w:tc>
+          <w:tcPr>
+            <w:tcW w:type="dxa" w:w="3120"/>
+            <w:shd w:val="clear" w:fill="F6F7F6"/>
+          </w:tcPr>
+          <w:p>
+            <w:r/>
+            <w:r>
+              <w:rPr>
+                <w:rFonts w:ascii="Calibri" w:hAnsi="Calibri"/>
+                <w:b w:val="0"/>
+                <w:i w:val="0"/>
+                <w:color w:val="1A2329"/>
+                <w:sz w:val="20"/>
+              </w:rPr>
+              <w:t>Cada punto semanal del gráfico muestra el valor real más cercano dentro de una tolerancia de tres días, en vez de quedar vacío por no coincidir la fecha exacta.</w:t>
+            </w:r>
+          </w:p>
+        </w:tc>
+      </w:tr>
+      <w:tr>
+        <w:tc>
+          <w:tcPr>
+            <w:tcW w:type="dxa" w:w="3120"/>
+          </w:tcPr>
+          <w:p>
+            <w:r/>
+            <w:r>
+              <w:rPr>
+                <w:rFonts w:ascii="Calibri" w:hAnsi="Calibri"/>
+                <w:b w:val="0"/>
+                <w:i w:val="0"/>
+                <w:color w:val="1A2329"/>
+                <w:sz w:val="20"/>
+              </w:rPr>
+              <w:t>Análisis mensual por rol</w:t>
+            </w:r>
+          </w:p>
+        </w:tc>
+        <w:tc>
+          <w:tcPr>
+            <w:tcW w:type="dxa" w:w="3120"/>
+          </w:tcPr>
+          <w:p>
+            <w:r/>
+            <w:r>
+              <w:rPr>
+                <w:rFonts w:ascii="Calibri" w:hAnsi="Calibri"/>
+                <w:b w:val="0"/>
+                <w:i w:val="0"/>
+                <w:color w:val="1A2329"/>
+                <w:sz w:val="20"/>
+              </w:rPr>
+              <w:t>Consultar el acordeón de análisis del período con un usuario administrador y con uno colaborador</w:t>
+            </w:r>
+          </w:p>
+        </w:tc>
+        <w:tc>
+          <w:tcPr>
+            <w:tcW w:type="dxa" w:w="3120"/>
+          </w:tcPr>
+          <w:p>
+            <w:r/>
+            <w:r>
+              <w:rPr>
+                <w:rFonts w:ascii="Calibri" w:hAnsi="Calibri"/>
+                <w:b w:val="0"/>
+                <w:i w:val="0"/>
+                <w:color w:val="1A2329"/>
+                <w:sz w:val="20"/>
+              </w:rPr>
+              <w:t>El ranking de retraso por tarea se muestra a ambos; el ranking por responsable solo llega en la respuesta del administrador.</w:t>
+            </w:r>
+          </w:p>
+        </w:tc>
+      </w:tr>
     </w:tbl>
     <w:p>
       <w:pPr>
@@ -16764,7 +17559,7 @@
           <w:color w:val="3E4A52"/>
           <w:sz w:val="21"/>
         </w:rPr>
-        <w:t xml:space="preserve"> El backend cuenta con 559 tests automatizados (</w:t>
+        <w:t xml:space="preserve"> El backend cuenta con 603 tests automatizados (</w:t>
       </w:r>
       <w:r>
         <w:rPr>
@@ -16784,7 +17579,7 @@
           <w:color w:val="3E4A52"/>
           <w:sz w:val="21"/>
         </w:rPr>
-        <w:t>, 49 archivos) y el frontend con 49 (</w:t>
+        <w:t>, 54 archivos) y el frontend con 49 (</w:t>
       </w:r>
       <w:r>
         <w:rPr>
@@ -16944,6 +17739,33 @@
           <w:sz w:val="22"/>
         </w:rPr>
         <w:t xml:space="preserve"> las alertas automáticas y la ruta crítica permiten anticipar el impacto de una demora antes de que afecte a tareas posteriores.</w:t>
+      </w:r>
+    </w:p>
+    <w:p>
+      <w:pPr>
+        <w:pStyle w:val="ListBullet"/>
+        <w:spacing w:after="60"/>
+        <w:jc w:val="both"/>
+      </w:pPr>
+      <w:r>
+        <w:rPr>
+          <w:rFonts w:ascii="Calibri" w:hAnsi="Calibri"/>
+          <w:b/>
+          <w:i w:val="0"/>
+          <w:color w:val="1A2329"/>
+          <w:sz w:val="22"/>
+        </w:rPr>
+        <w:t>Lectura honesta del avance:</w:t>
+      </w:r>
+      <w:r>
+        <w:rPr>
+          <w:rFonts w:ascii="Calibri" w:hAnsi="Calibri"/>
+          <w:b w:val="0"/>
+          <w:i w:val="0"/>
+          <w:color w:val="1A2329"/>
+          <w:sz w:val="22"/>
+        </w:rPr>
+        <w:t xml:space="preserve"> el panel de obra reemplaza el conteo simple de tareas completadas por un avance ponderado por duración, un índice de desempeño del cronograma (SPI) y una fecha de fin proyectada, de modo que una obra con tareas grandes sin terminar ya no aparece más avanzada de lo que está.</w:t>
       </w:r>
     </w:p>
     <w:p>

--- a/docs/ipi/IPI-CONSTRUCTA.docx
+++ b/docs/ipi/IPI-CONSTRUCTA.docx
@@ -11069,7 +11069,67 @@
           <w:color w:val="1A2329"/>
           <w:sz w:val="22"/>
         </w:rPr>
-        <w:t xml:space="preserve"> separación en capas (router → service → repository), esquema de base de datos versionado con migraciones (Alembic) y tipado estático en backend (Python con anotaciones de tipo) y frontend (TypeScript).</w:t>
+        <w:t xml:space="preserve"> separación en capas (router → service → repository), esquema de base de datos versionado con migraciones (Alembic) y tipado estático en backend (Python con anotaciones de tipo) y frontend (TypeScript). El linter del frontend (ESLint, con las reglas de React 19 y de </w:t>
+      </w:r>
+      <w:r>
+        <w:rPr>
+          <w:rFonts w:ascii="Calibri" w:hAnsi="Calibri"/>
+          <w:b w:val="0"/>
+          <w:i/>
+          <w:color w:val="1A2329"/>
+          <w:sz w:val="22"/>
+        </w:rPr>
+        <w:t>Fast Refresh</w:t>
+      </w:r>
+      <w:r>
+        <w:rPr>
+          <w:rFonts w:ascii="Calibri" w:hAnsi="Calibri"/>
+          <w:b w:val="0"/>
+          <w:i w:val="0"/>
+          <w:color w:val="1A2329"/>
+          <w:sz w:val="22"/>
+        </w:rPr>
+        <w:t xml:space="preserve"> de Vite) corre limpio de forma sostenida: el 10/09/2026 se resolvieron los 70 problemas preexistentes detectados en una revisión integral (no limitada a los módulos en desarrollo), separando en archivos propios los </w:t>
+      </w:r>
+      <w:r>
+        <w:rPr>
+          <w:rFonts w:ascii="Calibri" w:hAnsi="Calibri"/>
+          <w:b w:val="0"/>
+          <w:i/>
+          <w:color w:val="1A2329"/>
+          <w:sz w:val="22"/>
+        </w:rPr>
+        <w:t>hooks</w:t>
+      </w:r>
+      <w:r>
+        <w:rPr>
+          <w:rFonts w:ascii="Calibri" w:hAnsi="Calibri"/>
+          <w:b w:val="0"/>
+          <w:i w:val="0"/>
+          <w:color w:val="1A2329"/>
+          <w:sz w:val="22"/>
+        </w:rPr>
+        <w:t xml:space="preserve"> y objetos de contexto que antes compartían archivo con un componente, y corrigiendo un desvío real de datos detectado al aplicar el fix (</w:t>
+      </w:r>
+      <w:r>
+        <w:rPr>
+          <w:rFonts w:ascii="Consolas" w:hAnsi="Consolas"/>
+          <w:b w:val="0"/>
+          <w:i w:val="0"/>
+          <w:color w:val="1A2329"/>
+          <w:sz w:val="21"/>
+        </w:rPr>
+        <w:t>GanttTimeline.tsx</w:t>
+      </w:r>
+      <w:r>
+        <w:rPr>
+          <w:rFonts w:ascii="Calibri" w:hAnsi="Calibri"/>
+          <w:b w:val="0"/>
+          <w:i w:val="0"/>
+          <w:color w:val="1A2329"/>
+          <w:sz w:val="22"/>
+        </w:rPr>
+        <w:t>: una referencia leída durante el renderizado del arrastre de filas del cronograma podía quedar desactualizada).</w:t>
       </w:r>
     </w:p>
     <w:p>

--- a/docs/ipi/IPI-CONSTRUCTA.docx
+++ b/docs/ipi/IPI-CONSTRUCTA.docx
@@ -3108,7 +3108,47 @@
                 <w:color w:val="1A2329"/>
                 <w:sz w:val="20"/>
               </w:rPr>
-              <w:t xml:space="preserve">Panel de obra con trece indicadores servidos en una sola llamada: avance real ponderado por duración, avance planificado, índice de desempeño del cronograma (SPI), fecha de fin proyectada, salud de la ruta crítica, desvío contra la línea base, estado de hitos, ejecución de materiales, alertas por severidad, cuello de botella, y una curva de evolución planificado/real historizada día a día por un job del planificador. Cada bloque declara si el dato está disponible y por qué no lo está, en vez de completar con ceros. Diseño documentado en </w:t>
+              <w:t>Panel de obra con dieciséis indicadores: avance real ponderado por duración, avance planificado, índice de desempeño del cronograma (SPI), fecha de fin proyectada, salud de la ruta crítica, desvío contra la línea base, estado de hitos, ejecución de materiales, alertas por severidad, cuello de botella y una curva de evolución planificado/real historizada día a día por un job del planificador, servidos en una sola llamada (</w:t>
+            </w:r>
+            <w:r>
+              <w:rPr>
+                <w:rFonts w:ascii="Consolas" w:hAnsi="Consolas"/>
+                <w:b w:val="0"/>
+                <w:i w:val="0"/>
+                <w:color w:val="1A2329"/>
+                <w:sz w:val="19"/>
+              </w:rPr>
+              <w:t>GET /obras/{id}/dashboard</w:t>
+            </w:r>
+            <w:r>
+              <w:rPr>
+                <w:rFonts w:ascii="Calibri" w:hAnsi="Calibri"/>
+                <w:b w:val="0"/>
+                <w:i w:val="0"/>
+                <w:color w:val="1A2329"/>
+                <w:sz w:val="20"/>
+              </w:rPr>
+              <w:t xml:space="preserve">); más un acordeón mensual con concentración de retrasos, precisión de estimación por disciplina, evidencia de las tareas con mayor desvío (bitácora, alertas e impacto en cascada, sin identificar al responsable), temas recurrentes de bitácora con su correlación con retrasos posteriores y velocidad de reacción a alertas por tipo, leídos de </w:t>
+            </w:r>
+            <w:r>
+              <w:rPr>
+                <w:rFonts w:ascii="Consolas" w:hAnsi="Consolas"/>
+                <w:b w:val="0"/>
+                <w:i w:val="0"/>
+                <w:color w:val="1A2329"/>
+                <w:sz w:val="19"/>
+              </w:rPr>
+              <w:t>GET /obras/{id}/dashboard/monthly-insights</w:t>
+            </w:r>
+            <w:r>
+              <w:rPr>
+                <w:rFonts w:ascii="Calibri" w:hAnsi="Calibri"/>
+                <w:b w:val="0"/>
+                <w:i w:val="0"/>
+                <w:color w:val="1A2329"/>
+                <w:sz w:val="20"/>
+              </w:rPr>
+              <w:t xml:space="preserve">. Cada bloque declara si el dato está disponible y por qué no lo está, en vez de completar con ceros. Diseño documentado en </w:t>
             </w:r>
             <w:r>
               <w:rPr>
@@ -3128,7 +3168,7 @@
                 <w:color w:val="1A2329"/>
                 <w:sz w:val="20"/>
               </w:rPr>
-              <w:t xml:space="preserve"> (09/09/2026) e implementación en tres etapas incrementales cerrada el 10/09/2026.</w:t>
+              <w:t xml:space="preserve"> (09/09/2026, extendido el 10/09/2026) e implementación en cuatro etapas incrementales, la última cerrada el 10/09/2026.</w:t>
             </w:r>
           </w:p>
         </w:tc>
@@ -10837,6 +10877,33 @@
     </w:p>
     <w:p>
       <w:pPr>
+        <w:pStyle w:val="ListBullet"/>
+        <w:spacing w:after="60"/>
+        <w:jc w:val="both"/>
+      </w:pPr>
+      <w:r>
+        <w:rPr>
+          <w:rFonts w:ascii="Calibri" w:hAnsi="Calibri"/>
+          <w:b/>
+          <w:i w:val="0"/>
+          <w:color w:val="1A2329"/>
+          <w:sz w:val="22"/>
+        </w:rPr>
+        <w:t>RF-83:</w:t>
+      </w:r>
+      <w:r>
+        <w:rPr>
+          <w:rFonts w:ascii="Calibri" w:hAnsi="Calibri"/>
+          <w:b w:val="0"/>
+          <w:i w:val="0"/>
+          <w:color w:val="1A2329"/>
+          <w:sz w:val="22"/>
+        </w:rPr>
+        <w:t xml:space="preserve"> El sistema debe exponer en el panel, para las tareas con mayor desvío del período, un paquete de evidencia (menciones de bitácora, alertas asociadas e impacto en cascada) sin identificar al responsable de la tarea; debe además agrupar las menciones de bitácora por tipo de problema recurrente con su correlación con retrasos posteriores, y mostrar la velocidad de reacción a alertas por tipo.</w:t>
+      </w:r>
+    </w:p>
+    <w:p>
+      <w:pPr>
         <w:keepNext/>
         <w:spacing w:before="200" w:after="80"/>
       </w:pPr>
@@ -15592,7 +15659,7 @@
           <w:color w:val="1A2329"/>
           <w:sz w:val="22"/>
         </w:rPr>
-        <w:t xml:space="preserve"> reemplaza el panel de obra original —que contaba tareas completadas sin ponderar su tamaño— por trece indicadores servidos en una sola llamada (</w:t>
+        <w:t xml:space="preserve"> reemplaza el panel de obra original —que contaba tareas completadas sin ponderar su tamaño— por dieciséis indicadores, diseñados primero como documento (</w:t>
       </w:r>
       <w:r>
         <w:rPr>
@@ -15602,6 +15669,26 @@
           <w:color w:val="1A2329"/>
           <w:sz w:val="21"/>
         </w:rPr>
+        <w:t>docs/features/dashboard-indicadores-obra.md</w:t>
+      </w:r>
+      <w:r>
+        <w:rPr>
+          <w:rFonts w:ascii="Calibri" w:hAnsi="Calibri"/>
+          <w:b w:val="0"/>
+          <w:i w:val="0"/>
+          <w:color w:val="1A2329"/>
+          <w:sz w:val="22"/>
+        </w:rPr>
+        <w:t>) y luego implementados en cuatro etapas incrementales. Los indicadores en vivo se sirven en una sola llamada (</w:t>
+      </w:r>
+      <w:r>
+        <w:rPr>
+          <w:rFonts w:ascii="Consolas" w:hAnsi="Consolas"/>
+          <w:b w:val="0"/>
+          <w:i w:val="0"/>
+          <w:color w:val="1A2329"/>
+          <w:sz w:val="21"/>
+        </w:rPr>
         <w:t>GET /obras/{id}/dashboard</w:t>
       </w:r>
       <w:r>
@@ -15612,7 +15699,187 @@
           <w:color w:val="1A2329"/>
           <w:sz w:val="22"/>
         </w:rPr>
-        <w:t>), diseñados primero como documento (</w:t>
+        <w:t xml:space="preserve">). El </w:t>
+      </w:r>
+      <w:r>
+        <w:rPr>
+          <w:rFonts w:ascii="Calibri" w:hAnsi="Calibri"/>
+          <w:b/>
+          <w:i w:val="0"/>
+          <w:color w:val="1A2329"/>
+          <w:sz w:val="22"/>
+        </w:rPr>
+        <w:t>avance real</w:t>
+      </w:r>
+      <w:r>
+        <w:rPr>
+          <w:rFonts w:ascii="Calibri" w:hAnsi="Calibri"/>
+          <w:b w:val="0"/>
+          <w:i w:val="0"/>
+          <w:color w:val="1A2329"/>
+          <w:sz w:val="22"/>
+        </w:rPr>
+        <w:t xml:space="preserve"> se pondera por la duración planificada de cada tarea en días laborables, y se compara contra el </w:t>
+      </w:r>
+      <w:r>
+        <w:rPr>
+          <w:rFonts w:ascii="Calibri" w:hAnsi="Calibri"/>
+          <w:b/>
+          <w:i w:val="0"/>
+          <w:color w:val="1A2329"/>
+          <w:sz w:val="22"/>
+        </w:rPr>
+        <w:t>avance planificado</w:t>
+      </w:r>
+      <w:r>
+        <w:rPr>
+          <w:rFonts w:ascii="Calibri" w:hAnsi="Calibri"/>
+          <w:b w:val="0"/>
+          <w:i w:val="0"/>
+          <w:color w:val="1A2329"/>
+          <w:sz w:val="22"/>
+        </w:rPr>
+        <w:t xml:space="preserve"> a la fecha para obtener el </w:t>
+      </w:r>
+      <w:r>
+        <w:rPr>
+          <w:rFonts w:ascii="Calibri" w:hAnsi="Calibri"/>
+          <w:b/>
+          <w:i w:val="0"/>
+          <w:color w:val="1A2329"/>
+          <w:sz w:val="22"/>
+        </w:rPr>
+        <w:t>índice de desempeño del cronograma (SPI)</w:t>
+      </w:r>
+      <w:r>
+        <w:rPr>
+          <w:rFonts w:ascii="Calibri" w:hAnsi="Calibri"/>
+          <w:b w:val="0"/>
+          <w:i w:val="0"/>
+          <w:color w:val="1A2329"/>
+          <w:sz w:val="22"/>
+        </w:rPr>
+        <w:t xml:space="preserve">, del que además se deriva una </w:t>
+      </w:r>
+      <w:r>
+        <w:rPr>
+          <w:rFonts w:ascii="Calibri" w:hAnsi="Calibri"/>
+          <w:b/>
+          <w:i w:val="0"/>
+          <w:color w:val="1A2329"/>
+          <w:sz w:val="22"/>
+        </w:rPr>
+        <w:t>fecha de fin proyectada</w:t>
+      </w:r>
+      <w:r>
+        <w:rPr>
+          <w:rFonts w:ascii="Calibri" w:hAnsi="Calibri"/>
+          <w:b w:val="0"/>
+          <w:i w:val="0"/>
+          <w:color w:val="1A2329"/>
+          <w:sz w:val="22"/>
+        </w:rPr>
+        <w:t xml:space="preserve">. Se agregan en el mismo panel la </w:t>
+      </w:r>
+      <w:r>
+        <w:rPr>
+          <w:rFonts w:ascii="Calibri" w:hAnsi="Calibri"/>
+          <w:b/>
+          <w:i w:val="0"/>
+          <w:color w:val="1A2329"/>
+          <w:sz w:val="22"/>
+        </w:rPr>
+        <w:t>salud de la ruta crítica</w:t>
+      </w:r>
+      <w:r>
+        <w:rPr>
+          <w:rFonts w:ascii="Calibri" w:hAnsi="Calibri"/>
+          <w:b w:val="0"/>
+          <w:i w:val="0"/>
+          <w:color w:val="1A2329"/>
+          <w:sz w:val="22"/>
+        </w:rPr>
+        <w:t xml:space="preserve"> (tareas críticas, en riesgo y holgura mediana, con su porcentaje de cobertura), el </w:t>
+      </w:r>
+      <w:r>
+        <w:rPr>
+          <w:rFonts w:ascii="Calibri" w:hAnsi="Calibri"/>
+          <w:b/>
+          <w:i w:val="0"/>
+          <w:color w:val="1A2329"/>
+          <w:sz w:val="22"/>
+        </w:rPr>
+        <w:t>desvío contra la línea base</w:t>
+      </w:r>
+      <w:r>
+        <w:rPr>
+          <w:rFonts w:ascii="Calibri" w:hAnsi="Calibri"/>
+          <w:b w:val="0"/>
+          <w:i w:val="0"/>
+          <w:color w:val="1A2329"/>
+          <w:sz w:val="22"/>
+        </w:rPr>
+        <w:t xml:space="preserve"> guardada, el </w:t>
+      </w:r>
+      <w:r>
+        <w:rPr>
+          <w:rFonts w:ascii="Calibri" w:hAnsi="Calibri"/>
+          <w:b/>
+          <w:i w:val="0"/>
+          <w:color w:val="1A2329"/>
+          <w:sz w:val="22"/>
+        </w:rPr>
+        <w:t>estado de cada hito</w:t>
+      </w:r>
+      <w:r>
+        <w:rPr>
+          <w:rFonts w:ascii="Calibri" w:hAnsi="Calibri"/>
+          <w:b w:val="0"/>
+          <w:i w:val="0"/>
+          <w:color w:val="1A2329"/>
+          <w:sz w:val="22"/>
+        </w:rPr>
+        <w:t xml:space="preserve"> (cumplido, cumplido con demora, en riesgo o pendiente) y la </w:t>
+      </w:r>
+      <w:r>
+        <w:rPr>
+          <w:rFonts w:ascii="Calibri" w:hAnsi="Calibri"/>
+          <w:b/>
+          <w:i w:val="0"/>
+          <w:color w:val="1A2329"/>
+          <w:sz w:val="22"/>
+        </w:rPr>
+        <w:t>ejecución de materiales</w:t>
+      </w:r>
+      <w:r>
+        <w:rPr>
+          <w:rFonts w:ascii="Calibri" w:hAnsi="Calibri"/>
+          <w:b w:val="0"/>
+          <w:i w:val="0"/>
+          <w:color w:val="1A2329"/>
+          <w:sz w:val="22"/>
+        </w:rPr>
+        <w:t xml:space="preserve"> frente al estimado, con un indicador de alineación entre lo recibido y el avance real. Cada bloque declara explícitamente si el dato está disponible y por qué no, en vez de mostrar un cero cuando no hay información suficiente —por ejemplo, sin línea base guardada el bloque correspondiente no se calcula, no se completa con ceros—. Para la </w:t>
+      </w:r>
+      <w:r>
+        <w:rPr>
+          <w:rFonts w:ascii="Calibri" w:hAnsi="Calibri"/>
+          <w:b/>
+          <w:i w:val="0"/>
+          <w:color w:val="1A2329"/>
+          <w:sz w:val="22"/>
+        </w:rPr>
+        <w:t>evolución histórica</w:t>
+      </w:r>
+      <w:r>
+        <w:rPr>
+          <w:rFonts w:ascii="Calibri" w:hAnsi="Calibri"/>
+          <w:b w:val="0"/>
+          <w:i w:val="0"/>
+          <w:color w:val="1A2329"/>
+          <w:sz w:val="22"/>
+        </w:rPr>
+        <w:t xml:space="preserve"> (curva de avance planificado vs. real en el tiempo) se agregó una tabla nueva (</w:t>
       </w:r>
       <w:r>
         <w:rPr>
@@ -15622,17 +15889,73 @@
           <w:color w:val="1A2329"/>
           <w:sz w:val="21"/>
         </w:rPr>
-        <w:t>docs/features/dashboard-indicadores-obra.md</w:t>
-      </w:r>
-      <w:r>
-        <w:rPr>
-          <w:rFonts w:ascii="Calibri" w:hAnsi="Calibri"/>
-          <w:b w:val="0"/>
-          <w:i w:val="0"/>
-          <w:color w:val="1A2329"/>
-          <w:sz w:val="22"/>
-        </w:rPr>
-        <w:t xml:space="preserve">) y luego implementados en tres etapas incrementales. El </w:t>
+        <w:t>obra_progress_daily</w:t>
+      </w:r>
+      <w:r>
+        <w:rPr>
+          <w:rFonts w:ascii="Calibri" w:hAnsi="Calibri"/>
+          <w:b w:val="0"/>
+          <w:i w:val="0"/>
+          <w:color w:val="1A2329"/>
+          <w:sz w:val="22"/>
+        </w:rPr>
+        <w:t>) que un job diario del planificador completa hacia adelante, sin reconstruir el pasado desde el historial de eventos por ser una operación frágil; el ajuste no fue trivial, porque el punto semanal del gráfico y la fila guardada por el job rara vez caen en la misma fecha exacta —se emparejan por cercanía, con una tolerancia de tres días—.</w:t>
+      </w:r>
+    </w:p>
+    <w:p>
+      <w:pPr>
+        <w:spacing w:after="160" w:lineRule="auto" w:line="276"/>
+        <w:jc w:val="both"/>
+      </w:pPr>
+      <w:r>
+        <w:rPr>
+          <w:rFonts w:ascii="Calibri" w:hAnsi="Calibri"/>
+          <w:b w:val="0"/>
+          <w:i w:val="0"/>
+          <w:color w:val="1A2329"/>
+          <w:sz w:val="22"/>
+        </w:rPr>
+        <w:t>Un acordeón colapsado por defecto (</w:t>
+      </w:r>
+      <w:r>
+        <w:rPr>
+          <w:rFonts w:ascii="Consolas" w:hAnsi="Consolas"/>
+          <w:b w:val="0"/>
+          <w:i w:val="0"/>
+          <w:color w:val="1A2329"/>
+          <w:sz w:val="21"/>
+        </w:rPr>
+        <w:t>GET /obras/{id}/dashboard/monthly-insights</w:t>
+      </w:r>
+      <w:r>
+        <w:rPr>
+          <w:rFonts w:ascii="Calibri" w:hAnsi="Calibri"/>
+          <w:b w:val="0"/>
+          <w:i w:val="0"/>
+          <w:color w:val="1A2329"/>
+          <w:sz w:val="22"/>
+        </w:rPr>
+        <w:t>) expone cinco métricas que el motor de estadísticas mensual (</w:t>
+      </w:r>
+      <w:r>
+        <w:rPr>
+          <w:rFonts w:ascii="Consolas" w:hAnsi="Consolas"/>
+          <w:b w:val="0"/>
+          <w:i w:val="0"/>
+          <w:color w:val="1A2329"/>
+          <w:sz w:val="21"/>
+        </w:rPr>
+        <w:t>ObraStatsService</w:t>
+      </w:r>
+      <w:r>
+        <w:rPr>
+          <w:rFonts w:ascii="Calibri" w:hAnsi="Calibri"/>
+          <w:b w:val="0"/>
+          <w:i w:val="0"/>
+          <w:color w:val="1A2329"/>
+          <w:sz w:val="22"/>
+        </w:rPr>
+        <w:t xml:space="preserve">) ya calculaba para alimentar el informe interno con IA, pero que hasta el 10/09/2026 nunca habían llegado a una pantalla: la </w:t>
       </w:r>
       <w:r>
         <w:rPr>
@@ -15642,17 +15965,17 @@
           <w:color w:val="1A2329"/>
           <w:sz w:val="22"/>
         </w:rPr>
-        <w:t>avance real</w:t>
-      </w:r>
-      <w:r>
-        <w:rPr>
-          <w:rFonts w:ascii="Calibri" w:hAnsi="Calibri"/>
-          <w:b w:val="0"/>
-          <w:i w:val="0"/>
-          <w:color w:val="1A2329"/>
-          <w:sz w:val="22"/>
-        </w:rPr>
-        <w:t xml:space="preserve"> se pondera por la duración planificada de cada tarea en días laborables, y se compara contra el </w:t>
+        <w:t>concentración de retrasos</w:t>
+      </w:r>
+      <w:r>
+        <w:rPr>
+          <w:rFonts w:ascii="Calibri" w:hAnsi="Calibri"/>
+          <w:b w:val="0"/>
+          <w:i w:val="0"/>
+          <w:color w:val="1A2329"/>
+          <w:sz w:val="22"/>
+        </w:rPr>
+        <w:t xml:space="preserve"> (regla 80/20, por tarea y por responsable; el detalle por responsable se filtra en el backend y solo se envía a usuarios administradores, para no convertir una herramienta de coordinación en una de evaluación de desempeño individual), la </w:t>
       </w:r>
       <w:r>
         <w:rPr>
@@ -15662,17 +15985,17 @@
           <w:color w:val="1A2329"/>
           <w:sz w:val="22"/>
         </w:rPr>
-        <w:t>avance planificado</w:t>
-      </w:r>
-      <w:r>
-        <w:rPr>
-          <w:rFonts w:ascii="Calibri" w:hAnsi="Calibri"/>
-          <w:b w:val="0"/>
-          <w:i w:val="0"/>
-          <w:color w:val="1A2329"/>
-          <w:sz w:val="22"/>
-        </w:rPr>
-        <w:t xml:space="preserve"> a la fecha para obtener el </w:t>
+        <w:t>precisión histórica de estimación</w:t>
+      </w:r>
+      <w:r>
+        <w:rPr>
+          <w:rFonts w:ascii="Calibri" w:hAnsi="Calibri"/>
+          <w:b w:val="0"/>
+          <w:i w:val="0"/>
+          <w:color w:val="1A2329"/>
+          <w:sz w:val="22"/>
+        </w:rPr>
+        <w:t xml:space="preserve"> por disciplina, la </w:t>
       </w:r>
       <w:r>
         <w:rPr>
@@ -15682,17 +16005,17 @@
           <w:color w:val="1A2329"/>
           <w:sz w:val="22"/>
         </w:rPr>
-        <w:t>índice de desempeño del cronograma (SPI)</w:t>
-      </w:r>
-      <w:r>
-        <w:rPr>
-          <w:rFonts w:ascii="Calibri" w:hAnsi="Calibri"/>
-          <w:b w:val="0"/>
-          <w:i w:val="0"/>
-          <w:color w:val="1A2329"/>
-          <w:sz w:val="22"/>
-        </w:rPr>
-        <w:t xml:space="preserve">, del que además se deriva una </w:t>
+        <w:t>evidencia de las tareas con mayor desvío</w:t>
+      </w:r>
+      <w:r>
+        <w:rPr>
+          <w:rFonts w:ascii="Calibri" w:hAnsi="Calibri"/>
+          <w:b w:val="0"/>
+          <w:i w:val="0"/>
+          <w:color w:val="1A2329"/>
+          <w:sz w:val="22"/>
+        </w:rPr>
+        <w:t xml:space="preserve"> (menciones de bitácora, alertas asociadas e impacto en cascada sobre tareas dependientes), los </w:t>
       </w:r>
       <w:r>
         <w:rPr>
@@ -15702,17 +16025,17 @@
           <w:color w:val="1A2329"/>
           <w:sz w:val="22"/>
         </w:rPr>
-        <w:t>fecha de fin proyectada</w:t>
-      </w:r>
-      <w:r>
-        <w:rPr>
-          <w:rFonts w:ascii="Calibri" w:hAnsi="Calibri"/>
-          <w:b w:val="0"/>
-          <w:i w:val="0"/>
-          <w:color w:val="1A2329"/>
-          <w:sz w:val="22"/>
-        </w:rPr>
-        <w:t xml:space="preserve">. Se agregan en el mismo panel la </w:t>
+        <w:t>temas recurrentes de bitácora</w:t>
+      </w:r>
+      <w:r>
+        <w:rPr>
+          <w:rFonts w:ascii="Calibri" w:hAnsi="Calibri"/>
+          <w:b w:val="0"/>
+          <w:i w:val="0"/>
+          <w:color w:val="1A2329"/>
+          <w:sz w:val="22"/>
+        </w:rPr>
+        <w:t xml:space="preserve"> (falta de material, clima, ausencia de personal, proveedor, problema técnico, equipos y seguridad) con su correlación temporal con retrasos posteriores, y la </w:t>
       </w:r>
       <w:r>
         <w:rPr>
@@ -15722,117 +16045,17 @@
           <w:color w:val="1A2329"/>
           <w:sz w:val="22"/>
         </w:rPr>
-        <w:t>salud de la ruta crítica</w:t>
-      </w:r>
-      <w:r>
-        <w:rPr>
-          <w:rFonts w:ascii="Calibri" w:hAnsi="Calibri"/>
-          <w:b w:val="0"/>
-          <w:i w:val="0"/>
-          <w:color w:val="1A2329"/>
-          <w:sz w:val="22"/>
-        </w:rPr>
-        <w:t xml:space="preserve"> (tareas críticas, en riesgo y holgura mediana, con su porcentaje de cobertura), el </w:t>
-      </w:r>
-      <w:r>
-        <w:rPr>
-          <w:rFonts w:ascii="Calibri" w:hAnsi="Calibri"/>
-          <w:b/>
-          <w:i w:val="0"/>
-          <w:color w:val="1A2329"/>
-          <w:sz w:val="22"/>
-        </w:rPr>
-        <w:t>desvío contra la línea base</w:t>
-      </w:r>
-      <w:r>
-        <w:rPr>
-          <w:rFonts w:ascii="Calibri" w:hAnsi="Calibri"/>
-          <w:b w:val="0"/>
-          <w:i w:val="0"/>
-          <w:color w:val="1A2329"/>
-          <w:sz w:val="22"/>
-        </w:rPr>
-        <w:t xml:space="preserve"> guardada, el </w:t>
-      </w:r>
-      <w:r>
-        <w:rPr>
-          <w:rFonts w:ascii="Calibri" w:hAnsi="Calibri"/>
-          <w:b/>
-          <w:i w:val="0"/>
-          <w:color w:val="1A2329"/>
-          <w:sz w:val="22"/>
-        </w:rPr>
-        <w:t>estado de cada hito</w:t>
-      </w:r>
-      <w:r>
-        <w:rPr>
-          <w:rFonts w:ascii="Calibri" w:hAnsi="Calibri"/>
-          <w:b w:val="0"/>
-          <w:i w:val="0"/>
-          <w:color w:val="1A2329"/>
-          <w:sz w:val="22"/>
-        </w:rPr>
-        <w:t xml:space="preserve"> (cumplido, cumplido con demora, en riesgo o pendiente) y la </w:t>
-      </w:r>
-      <w:r>
-        <w:rPr>
-          <w:rFonts w:ascii="Calibri" w:hAnsi="Calibri"/>
-          <w:b/>
-          <w:i w:val="0"/>
-          <w:color w:val="1A2329"/>
-          <w:sz w:val="22"/>
-        </w:rPr>
-        <w:t>ejecución de materiales</w:t>
-      </w:r>
-      <w:r>
-        <w:rPr>
-          <w:rFonts w:ascii="Calibri" w:hAnsi="Calibri"/>
-          <w:b w:val="0"/>
-          <w:i w:val="0"/>
-          <w:color w:val="1A2329"/>
-          <w:sz w:val="22"/>
-        </w:rPr>
-        <w:t xml:space="preserve"> frente al estimado, con un indicador de alineación entre lo recibido y el avance real. Cada bloque declara explícitamente si el dato está disponible y por qué no, en vez de mostrar un cero cuando no hay información suficiente —por ejemplo, sin línea base guardada el bloque correspondiente no se calcula, no se completa con ceros—. Para la </w:t>
-      </w:r>
-      <w:r>
-        <w:rPr>
-          <w:rFonts w:ascii="Calibri" w:hAnsi="Calibri"/>
-          <w:b/>
-          <w:i w:val="0"/>
-          <w:color w:val="1A2329"/>
-          <w:sz w:val="22"/>
-        </w:rPr>
-        <w:t>evolución histórica</w:t>
-      </w:r>
-      <w:r>
-        <w:rPr>
-          <w:rFonts w:ascii="Calibri" w:hAnsi="Calibri"/>
-          <w:b w:val="0"/>
-          <w:i w:val="0"/>
-          <w:color w:val="1A2329"/>
-          <w:sz w:val="22"/>
-        </w:rPr>
-        <w:t xml:space="preserve"> (curva de avance planificado vs. real en el tiempo) se agregó una tabla nueva (</w:t>
-      </w:r>
-      <w:r>
-        <w:rPr>
-          <w:rFonts w:ascii="Consolas" w:hAnsi="Consolas"/>
-          <w:b w:val="0"/>
-          <w:i w:val="0"/>
-          <w:color w:val="1A2329"/>
-          <w:sz w:val="21"/>
-        </w:rPr>
-        <w:t>obra_progress_daily</w:t>
-      </w:r>
-      <w:r>
-        <w:rPr>
-          <w:rFonts w:ascii="Calibri" w:hAnsi="Calibri"/>
-          <w:b w:val="0"/>
-          <w:i w:val="0"/>
-          <w:color w:val="1A2329"/>
-          <w:sz w:val="22"/>
-        </w:rPr>
-        <w:t>) que un job diario del planificador completa hacia adelante, sin reconstruir el pasado desde el historial de eventos por ser una operación frágil; el ajuste no fue trivial, porque el punto semanal del gráfico y la fila guardada por el job rara vez caen en la misma fecha exacta —se emparejan por cercanía, con una tolerancia de tres días—. Por último, un acordeón colapsado por defecto expone dos métricas que el sistema ya calculaba mensualmente pero que hasta ahora solo alimentaban un informe interno sin consumo desde la aplicación: la concentración de retrasos (regla 80/20, por tarea y por responsable) y la precisión histórica de estimación por disciplina; el detalle por responsable se filtra en el backend y solo se envía a usuarios administradores, para no convertir una herramienta de coordinación en una de evaluación de desempeño individual.</w:t>
+        <w:t>velocidad de reacción a alertas</w:t>
+      </w:r>
+      <w:r>
+        <w:rPr>
+          <w:rFonts w:ascii="Calibri" w:hAnsi="Calibri"/>
+          <w:b w:val="0"/>
+          <w:i w:val="0"/>
+          <w:color w:val="1A2329"/>
+          <w:sz w:val="22"/>
+        </w:rPr>
+        <w:t xml:space="preserve"> por tipo. A diferencia de la concentración por responsable, estas tres últimas no traen ranking por persona y viajan igual para todos los roles; la de evidencia de desvíos sí omite deliberadamente el responsable de la tarea en lo que se muestra en pantalla —mismo criterio que la concentración por responsable, pero resuelto en el propio recorte de datos en vez de un filtro por rol—, porque es evidencia sobre una tarea y no un señalamiento de quién la causó. Para evitar que una correlación estadísticamente vacía se lea como un patrón, el porcentaje de correlación de un tema de bitácora solo se muestra a partir de tres menciones; por debajo, se muestra el conteo crudo.</w:t>
       </w:r>
     </w:p>
     <w:p>
@@ -16298,7 +16521,7 @@
           <w:color w:val="1A2329"/>
           <w:sz w:val="22"/>
         </w:rPr>
-        <w:t xml:space="preserve">). A esa suite se sumaron 49 pruebas de frontend con </w:t>
+        <w:t xml:space="preserve"> — este último extendido el 10/09/2026 para cubrir la evidencia de desvíos, los temas de bitácora y la reacción a alertas del acordeón mensual, sin sumar archivos nuevos). A esa suite se sumaron 49 pruebas de frontend con </w:t>
       </w:r>
       <w:r>
         <w:rPr>
@@ -17545,6 +17768,121 @@
                 <w:color w:val="1A2329"/>
                 <w:sz w:val="20"/>
               </w:rPr>
+              <w:t>Evidencia de desvíos por rol</w:t>
+            </w:r>
+          </w:p>
+        </w:tc>
+        <w:tc>
+          <w:tcPr>
+            <w:tcW w:type="dxa" w:w="3120"/>
+          </w:tcPr>
+          <w:p>
+            <w:r/>
+            <w:r>
+              <w:rPr>
+                <w:rFonts w:ascii="Calibri" w:hAnsi="Calibri"/>
+                <w:b w:val="0"/>
+                <w:i w:val="0"/>
+                <w:color w:val="1A2329"/>
+                <w:sz w:val="20"/>
+              </w:rPr>
+              <w:t>Consultar el acordeón mensual con un usuario administrador y con uno colaborador</w:t>
+            </w:r>
+          </w:p>
+        </w:tc>
+        <w:tc>
+          <w:tcPr>
+            <w:tcW w:type="dxa" w:w="3120"/>
+          </w:tcPr>
+          <w:p>
+            <w:r/>
+            <w:r>
+              <w:rPr>
+                <w:rFonts w:ascii="Calibri" w:hAnsi="Calibri"/>
+                <w:b w:val="0"/>
+                <w:i w:val="0"/>
+                <w:color w:val="1A2329"/>
+                <w:sz w:val="20"/>
+              </w:rPr>
+              <w:t>La evidencia de desvíos, los temas de bitácora y la reacción a alertas viajan igual para ambos roles; solo el ranking de concentración por responsable se omite para el colaborador.</w:t>
+            </w:r>
+          </w:p>
+        </w:tc>
+      </w:tr>
+      <w:tr>
+        <w:tc>
+          <w:tcPr>
+            <w:tcW w:type="dxa" w:w="3120"/>
+            <w:shd w:val="clear" w:fill="F6F7F6"/>
+          </w:tcPr>
+          <w:p>
+            <w:r/>
+            <w:r>
+              <w:rPr>
+                <w:rFonts w:ascii="Calibri" w:hAnsi="Calibri"/>
+                <w:b w:val="0"/>
+                <w:i w:val="0"/>
+                <w:color w:val="1A2329"/>
+                <w:sz w:val="20"/>
+              </w:rPr>
+              <w:t>Tema de bitácora con muestra chica</w:t>
+            </w:r>
+          </w:p>
+        </w:tc>
+        <w:tc>
+          <w:tcPr>
+            <w:tcW w:type="dxa" w:w="3120"/>
+            <w:shd w:val="clear" w:fill="F6F7F6"/>
+          </w:tcPr>
+          <w:p>
+            <w:r/>
+            <w:r>
+              <w:rPr>
+                <w:rFonts w:ascii="Calibri" w:hAnsi="Calibri"/>
+                <w:b w:val="0"/>
+                <w:i w:val="0"/>
+                <w:color w:val="1A2329"/>
+                <w:sz w:val="20"/>
+              </w:rPr>
+              <w:t>Una categoría de bitácora con una sola mención seguida de un retraso</w:t>
+            </w:r>
+          </w:p>
+        </w:tc>
+        <w:tc>
+          <w:tcPr>
+            <w:tcW w:type="dxa" w:w="3120"/>
+            <w:shd w:val="clear" w:fill="F6F7F6"/>
+          </w:tcPr>
+          <w:p>
+            <w:r/>
+            <w:r>
+              <w:rPr>
+                <w:rFonts w:ascii="Calibri" w:hAnsi="Calibri"/>
+                <w:b w:val="0"/>
+                <w:i w:val="0"/>
+                <w:color w:val="1A2329"/>
+                <w:sz w:val="20"/>
+              </w:rPr>
+              <w:t>El panel muestra el conteo crudo ("1 mención, 1 con retraso después") en vez de un porcentaje de correlación del 100%.</w:t>
+            </w:r>
+          </w:p>
+        </w:tc>
+      </w:tr>
+      <w:tr>
+        <w:tc>
+          <w:tcPr>
+            <w:tcW w:type="dxa" w:w="3120"/>
+          </w:tcPr>
+          <w:p>
+            <w:r/>
+            <w:r>
+              <w:rPr>
+                <w:rFonts w:ascii="Calibri" w:hAnsi="Calibri"/>
+                <w:b w:val="0"/>
+                <w:i w:val="0"/>
+                <w:color w:val="1A2329"/>
+                <w:sz w:val="20"/>
+              </w:rPr>
               <w:t>Análisis mensual por rol</w:t>
             </w:r>
           </w:p>

--- a/docs/ipi/IPI-CONSTRUCTA.docx
+++ b/docs/ipi/IPI-CONSTRUCTA.docx
@@ -15104,7 +15104,47 @@
           <w:color w:val="1A2329"/>
           <w:sz w:val="22"/>
         </w:rPr>
-        <w:t xml:space="preserve">: contar días hábiles salteando fines de semana y feriados es una operación determinística sobre datos que el modelo no posee —los días no laborables propios de cada obra viven en la base—, y al hacerla producía desvíos de uno o dos días. El modelo declara ahora el corrimiento en días laborales y el backend calcula la fecha resultante contra el calendario de la obra; solo se acepta una fecha del modelo cuando el audio la nombra explícitamente. El resultado es, además, verificable por pruebas automatizadas, cosa que no era posible mientras la cuenta ocurría dentro de la llamada al modelo. Las sugerencias se revisan y aplican (Sí/No) desde la aplicación —un módulo propio de cada obra— donde un indicador por obra señala las que quedan pendientes. Para no perder ninguna nota, si una nota de voz llega sin obra (un emisor con varias obras que no indicó cuál), el sistema le </w:t>
+        <w:t xml:space="preserve">: contar días hábiles salteando fines de semana y feriados es una operación determinística sobre datos que el modelo no posee —los días no laborables propios de cada obra viven en la base—, y al hacerla producía desvíos de uno o dos días. El modelo declara ahora el corrimiento en días laborales y el backend calcula la fecha resultante contra el calendario de la obra; solo se acepta una fecha del modelo cuando el audio la nombra explícitamente. El resultado es, además, verificable por pruebas automatizadas, cosa que no era posible mientras la cuenta ocurría dentro de la llamada al modelo. La cadena está endurecida contra su punto débil estructural —el audio se graba en la obra, con viento y ruido de máquinas, y un error de transcripción se propaga al análisis sin que el modelo de lenguaje pueda detectarlo, porque no escucha el audio— con dos medidas tomadas de la evidencia sobre cadenas ASR→LLM: la transcripción recibe un </w:t>
+      </w:r>
+      <w:r>
+        <w:rPr>
+          <w:rFonts w:ascii="Calibri" w:hAnsi="Calibri"/>
+          <w:b/>
+          <w:i w:val="0"/>
+          <w:color w:val="1A2329"/>
+          <w:sz w:val="22"/>
+        </w:rPr>
+        <w:t>glosario de jerga de obra</w:t>
+      </w:r>
+      <w:r>
+        <w:rPr>
+          <w:rFonts w:ascii="Calibri" w:hAnsi="Calibri"/>
+          <w:b w:val="0"/>
+          <w:i w:val="0"/>
+          <w:color w:val="1A2329"/>
+          <w:sz w:val="22"/>
+        </w:rPr>
+        <w:t xml:space="preserve"> (unos cincuenta términos del rubro en Argentina) que sesga al reconocedor hacia el vocabulario técnico donde más se equivoca, y el análisis tiene instruido </w:t>
+      </w:r>
+      <w:r>
+        <w:rPr>
+          <w:rFonts w:ascii="Calibri" w:hAnsi="Calibri"/>
+          <w:b/>
+          <w:i w:val="0"/>
+          <w:color w:val="1A2329"/>
+          <w:sz w:val="22"/>
+        </w:rPr>
+        <w:t>marcar la incertidumbre en vez de corregir en silencio</w:t>
+      </w:r>
+      <w:r>
+        <w:rPr>
+          <w:rFonts w:ascii="Calibri" w:hAnsi="Calibri"/>
+          <w:b w:val="0"/>
+          <w:i w:val="0"/>
+          <w:color w:val="1A2329"/>
+          <w:sz w:val="22"/>
+        </w:rPr>
+        <w:t xml:space="preserve">: un fragmento que parece mal transcripto no habilita sugerencias de acción —se registra como nota citando el texto dudoso, para confirmarlo con el emisor— y la duda queda señalada en el resumen, de modo que el revisor humano pueda verla en lugar de heredar una interpretación fabricada. Las sugerencias se revisan y aplican (Sí/No) desde la aplicación —un módulo propio de cada obra— donde un indicador por obra señala las que quedan pendientes. Para no perder ninguna nota, si una nota de voz llega sin obra (un emisor con varias obras que no indicó cuál), el sistema le </w:t>
       </w:r>
       <w:r>
         <w:rPr>

--- a/docs/ipi/IPI-CONSTRUCTA.docx
+++ b/docs/ipi/IPI-CONSTRUCTA.docx
@@ -3729,7 +3729,7 @@
           <w:color w:val="1A2329"/>
           <w:sz w:val="22"/>
         </w:rPr>
-        <w:t>Como respaldo transversal a varios de estos objetivos, la suite automatizada del backend alcanza 603 tests distribuidos en 54 archivos (ejecutados en integración continua), que cubren aislamiento por tenant, autenticación, rate limiting e importaciones, sumados a 49 pruebas de frontend sobre la lógica de alertas; no existen todavía pruebas de extremo a extremo (véase Pruebas).</w:t>
+        <w:t>Como respaldo transversal a varios de estos objetivos, la suite automatizada del backend alcanza 619 tests distribuidos en 55 archivos (ejecutados en integración continua), que cubren aislamiento por tenant, autenticación, rate limiting e importaciones, sumados a 49 pruebas de frontend sobre la lógica de alertas; no existen todavía pruebas de extremo a extremo (véase Pruebas).</w:t>
       </w:r>
     </w:p>
     <w:p>
@@ -14957,7 +14957,7 @@
           <w:color w:val="1A2329"/>
           <w:sz w:val="22"/>
         </w:rPr>
-        <w:t xml:space="preserve"> (estados: reposo, selección de obra, selección de tarea, menú de estado y espera de fecha), persistida en la base. Permite reportar el estado de una tarea, registrar notas de voz y consultar planos.</w:t>
+        <w:t xml:space="preserve"> (estados: reposo, selección de obra, selección de tarea, menú de estado y espera de fecha), persistida en la base. Permite reportar el estado de una tarea, registrar notas de voz y consultar planos. La resolución de identidad contempla el ciclo de vida del número: un responsable dado de baja deja de reservarlo (el número puede reasignarse al personal de la empresa, con un control que impide reactivar al responsable mientras otro lo tenga), y la comparación reconoce como equivalentes las dos formas en que se escribe un celular argentino (+54 y +549), que en la práctica conviven en los registros.</w:t>
       </w:r>
     </w:p>
     <w:p>
@@ -16421,7 +16421,7 @@
           <w:color w:val="1A2329"/>
           <w:sz w:val="22"/>
         </w:rPr>
-        <w:t>), cuya remediación se completó entre el 21 y el 28 de agosto de 2026. La suite automatizada creció a 603 tests distribuidos en 54 archivos, ejecutados en integración continua ante cada cambio: aislamiento por tenant (</w:t>
+        <w:t>), cuya remediación se completó entre el 21 y el 28 de agosto de 2026. La suite automatizada creció a 619 tests distribuidos en 55 archivos, ejecutados en integración continua ante cada cambio: aislamiento por tenant (</w:t>
       </w:r>
       <w:r>
         <w:rPr>
@@ -16561,7 +16561,27 @@
           <w:color w:val="1A2329"/>
           <w:sz w:val="22"/>
         </w:rPr>
-        <w:t xml:space="preserve"> — este último extendido el 10/09/2026 para cubrir la evidencia de desvíos, los temas de bitácora y la reacción a alertas del acordeón mensual, sin sumar archivos nuevos). A esa suite se sumaron 49 pruebas de frontend con </w:t>
+        <w:t xml:space="preserve"> — este último extendido el 10/09/2026 para cubrir la evidencia de desvíos, los temas de bitácora y la reacción a alertas del acordeón mensual, sin sumar archivos nuevos) y la resolución de identidad por número de WhatsApp (</w:t>
+      </w:r>
+      <w:r>
+        <w:rPr>
+          <w:rFonts w:ascii="Consolas" w:hAnsi="Consolas"/>
+          <w:b w:val="0"/>
+          <w:i w:val="0"/>
+          <w:color w:val="1A2329"/>
+          <w:sz w:val="21"/>
+        </w:rPr>
+        <w:t>test_liberar_numero_whatsapp.py</w:t>
+      </w:r>
+      <w:r>
+        <w:rPr>
+          <w:rFonts w:ascii="Calibri" w:hAnsi="Calibri"/>
+          <w:b w:val="0"/>
+          <w:i w:val="0"/>
+          <w:color w:val="1A2329"/>
+          <w:sz w:val="22"/>
+        </w:rPr>
+        <w:t xml:space="preserve">, incorporado el 11/09/2026 a raíz de un caso de uso real: un número dado de baja como responsable quedaba bloqueado para siempre y no podía reutilizarse para el personal de la empresa). A esa suite se sumaron 49 pruebas de frontend con </w:t>
       </w:r>
       <w:r>
         <w:rPr>
@@ -17997,7 +18017,7 @@
           <w:color w:val="3E4A52"/>
           <w:sz w:val="21"/>
         </w:rPr>
-        <w:t xml:space="preserve"> El backend cuenta con 603 tests automatizados (</w:t>
+        <w:t xml:space="preserve"> El backend cuenta con 619 tests automatizados (</w:t>
       </w:r>
       <w:r>
         <w:rPr>
@@ -18017,7 +18037,7 @@
           <w:color w:val="3E4A52"/>
           <w:sz w:val="21"/>
         </w:rPr>
-        <w:t>, 54 archivos) y el frontend con 49 (</w:t>
+        <w:t>, 55 archivos) y el frontend con 49 (</w:t>
       </w:r>
       <w:r>
         <w:rPr>

--- a/docs/ipi/IPI-CONSTRUCTA.docx
+++ b/docs/ipi/IPI-CONSTRUCTA.docx
@@ -15044,7 +15044,27 @@
           <w:color w:val="1A2329"/>
           <w:sz w:val="22"/>
         </w:rPr>
-        <w:t xml:space="preserve"> sobre el plan —reprogramar una tarea, crear una tarea, cambiar un estado o dejar una nota—, cada una con una cita del audio que la justifica. Si el audio no contiene nada accionable, no se fuerzan sugerencias. El modelo recibe el </w:t>
+        <w:t xml:space="preserve"> sobre el plan —reprogramar una tarea, crear una tarea, cambiar un estado (con el </w:t>
+      </w:r>
+      <w:r>
+        <w:rPr>
+          <w:rFonts w:ascii="Calibri" w:hAnsi="Calibri"/>
+          <w:b/>
+          <w:i w:val="0"/>
+          <w:color w:val="1A2329"/>
+          <w:sz w:val="22"/>
+        </w:rPr>
+        <w:t>porcentaje de avance</w:t>
+      </w:r>
+      <w:r>
+        <w:rPr>
+          <w:rFonts w:ascii="Calibri" w:hAnsi="Calibri"/>
+          <w:b w:val="0"/>
+          <w:i w:val="0"/>
+          <w:color w:val="1A2329"/>
+          <w:sz w:val="22"/>
+        </w:rPr>
+        <w:t xml:space="preserve"> si el audio lo menciona: «la mampostería va al 75%» se traslada al avance de la tarea, y nunca se inventa un porcentaje que el audio no dice) o dejar una nota—, cada una con una cita del audio que la justifica. Si el audio no contiene nada accionable, no se fuerzan sugerencias. El modelo recibe el </w:t>
       </w:r>
       <w:r>
         <w:rPr>

--- a/docs/ipi/IPI-CONSTRUCTA.docx
+++ b/docs/ipi/IPI-CONSTRUCTA.docx
@@ -15064,7 +15064,7 @@
           <w:color w:val="1A2329"/>
           <w:sz w:val="22"/>
         </w:rPr>
-        <w:t xml:space="preserve"> si el audio lo menciona: «la mampostería va al 75%» se traslada al avance de la tarea, y nunca se inventa un porcentaje que el audio no dice) o dejar una nota—, cada una con una cita del audio que la justifica. Si el audio no contiene nada accionable, no se fuerzan sugerencias. El modelo recibe el </w:t>
+        <w:t xml:space="preserve"> si el audio lo menciona: «la mampostería va al 75%» se traslada al avance de la tarea, y nunca se inventa un porcentaje que el audio no dice), </w:t>
       </w:r>
       <w:r>
         <w:rPr>
@@ -15074,6 +15074,26 @@
           <w:color w:val="1A2329"/>
           <w:sz w:val="22"/>
         </w:rPr>
+        <w:t>reasignar el responsable</w:t>
+      </w:r>
+      <w:r>
+        <w:rPr>
+          <w:rFonts w:ascii="Calibri" w:hAnsi="Calibri"/>
+          <w:b w:val="0"/>
+          <w:i w:val="0"/>
+          <w:color w:val="1A2329"/>
+          <w:sz w:val="22"/>
+        </w:rPr>
+        <w:t xml:space="preserve"> de una tarea existente a otro integrante del equipo de la obra, o dejar una nota—, cada una con una cita del audio que la justifica. Si el audio no contiene nada accionable, no se fuerzan sugerencias. El modelo recibe el </w:t>
+      </w:r>
+      <w:r>
+        <w:rPr>
+          <w:rFonts w:ascii="Calibri" w:hAnsi="Calibri"/>
+          <w:b/>
+          <w:i w:val="0"/>
+          <w:color w:val="1A2329"/>
+          <w:sz w:val="22"/>
+        </w:rPr>
         <w:t>calendario laboral</w:t>
       </w:r>
       <w:r>
@@ -15124,7 +15144,27 @@
           <w:color w:val="1A2329"/>
           <w:sz w:val="22"/>
         </w:rPr>
-        <w:t xml:space="preserve">: contar días hábiles salteando fines de semana y feriados es una operación determinística sobre datos que el modelo no posee —los días no laborables propios de cada obra viven en la base—, y al hacerla producía desvíos de uno o dos días. El modelo declara ahora el corrimiento en días laborales y el backend calcula la fecha resultante contra el calendario de la obra; solo se acepta una fecha del modelo cuando el audio la nombra explícitamente. El resultado es, además, verificable por pruebas automatizadas, cosa que no era posible mientras la cuenta ocurría dentro de la llamada al modelo. La cadena está endurecida contra su punto débil estructural —el audio se graba en la obra, con viento y ruido de máquinas, y un error de transcripción se propaga al análisis sin que el modelo de lenguaje pueda detectarlo, porque no escucha el audio— con dos medidas tomadas de la evidencia sobre cadenas ASR→LLM: la transcripción recibe un </w:t>
+        <w:t xml:space="preserve">: contar días hábiles salteando fines de semana y feriados es una operación determinística sobre datos que el modelo no posee —los días no laborables propios de cada obra viven en la base—, y al hacerla producía desvíos de uno o dos días. El modelo declara ahora el corrimiento en días laborales y el backend calcula la fecha resultante contra el calendario de la obra; solo se acepta una fecha del modelo cuando el audio la nombra explícitamente. El resultado es, además, verificable por pruebas automatizadas, cosa que no era posible mientras la cuenta ocurría dentro de la llamada al modelo. Para reasignar el responsable de una tarea, el modelo recibe el </w:t>
+      </w:r>
+      <w:r>
+        <w:rPr>
+          <w:rFonts w:ascii="Calibri" w:hAnsi="Calibri"/>
+          <w:b/>
+          <w:i w:val="0"/>
+          <w:color w:val="1A2329"/>
+          <w:sz w:val="22"/>
+        </w:rPr>
+        <w:t>equipo de la obra</w:t>
+      </w:r>
+      <w:r>
+        <w:rPr>
+          <w:rFonts w:ascii="Calibri" w:hAnsi="Calibri"/>
+          <w:b w:val="0"/>
+          <w:i w:val="0"/>
+          <w:color w:val="1A2329"/>
+          <w:sz w:val="22"/>
+        </w:rPr>
+        <w:t xml:space="preserve"> (no el directorio completo de la empresa, porque asignar una tarea exige que la persona ya esté en ese equipo) y matchea el nombre mencionado contra un id exacto de esa lista; si la persona nombrada no forma parte del equipo, no se propone la reasignación —queda una nota pidiendo sumarla primero desde la pestaña Responsables—, evitando una sugerencia que el sistema rechazaría al aplicarla. La cadena está endurecida contra su punto débil estructural —el audio se graba en la obra, con viento y ruido de máquinas, y un error de transcripción se propaga al análisis sin que el modelo de lenguaje pueda detectarlo, porque no escucha el audio— con dos medidas tomadas de la evidencia sobre cadenas ASR→LLM: la transcripción recibe un </w:t>
       </w:r>
       <w:r>
         <w:rPr>
